--- a/Docx/Чернышов_6496_Практика.docx
+++ b/Docx/Чернышов_6496_Практика.docx
@@ -830,16 +830,18 @@
       </w:sdtPr>
       <w:sdtEndPr>
         <w:rPr>
-          <w:rFonts w:cs="Calibri"/>
+          <w:rFonts w:ascii="Times New Roman" w:hAnsi="Times New Roman" w:cs="Times New Roman"/>
           <w:b w:val="0"/>
           <w:bCs w:val="0"/>
+          <w:sz w:val="28"/>
+          <w:szCs w:val="28"/>
         </w:rPr>
       </w:sdtEndPr>
       <w:sdtContent>
         <w:p>
           <w:pPr>
             <w:pStyle w:val="ad"/>
-            <w:jc w:val="center"/>
+            <w:jc w:val="both"/>
             <w:rPr>
               <w:rFonts w:ascii="Times New Roman" w:hAnsi="Times New Roman" w:cs="Times New Roman"/>
               <w:color w:val="auto"/>
@@ -854,7 +856,7 @@
               <w:sz w:val="28"/>
               <w:szCs w:val="28"/>
             </w:rPr>
-            <w:t>СОДЕРЖАНИЕ РАБОТЫ</w:t>
+            <w:t xml:space="preserve">СОДЕРЖАНИЕ </w:t>
           </w:r>
           <w:r>
             <w:rPr>
@@ -887,9 +889,12 @@
             <w:tabs>
               <w:tab w:val="right" w:leader="dot" w:pos="9345"/>
             </w:tabs>
+            <w:jc w:val="both"/>
             <w:rPr>
-              <w:rFonts w:asciiTheme="minorHAnsi" w:eastAsiaTheme="minorEastAsia" w:hAnsiTheme="minorHAnsi" w:cstheme="minorBidi"/>
+              <w:rFonts w:ascii="Times New Roman" w:eastAsiaTheme="minorEastAsia" w:hAnsi="Times New Roman" w:cs="Times New Roman"/>
               <w:noProof/>
+              <w:sz w:val="28"/>
+              <w:szCs w:val="28"/>
               <w:lang w:eastAsia="ru-RU"/>
             </w:rPr>
           </w:pPr>
@@ -899,21 +904,29 @@
                 <w:rStyle w:val="a7"/>
                 <w:rFonts w:ascii="Times New Roman" w:hAnsi="Times New Roman" w:cs="Times New Roman"/>
                 <w:noProof/>
+                <w:sz w:val="28"/>
+                <w:szCs w:val="28"/>
                 <w:lang w:eastAsia="ru-RU"/>
               </w:rPr>
-              <w:t>СОДЕРЖАНИЕ ЗАДАНИЯ</w:t>
+              <w:t>Задание</w:t>
             </w:r>
             <w:r>
               <w:rPr>
+                <w:rFonts w:ascii="Times New Roman" w:hAnsi="Times New Roman" w:cs="Times New Roman"/>
                 <w:noProof/>
                 <w:webHidden/>
+                <w:sz w:val="28"/>
+                <w:szCs w:val="28"/>
               </w:rPr>
               <w:tab/>
             </w:r>
             <w:r>
               <w:rPr>
+                <w:rFonts w:ascii="Times New Roman" w:hAnsi="Times New Roman" w:cs="Times New Roman"/>
                 <w:noProof/>
                 <w:webHidden/>
+                <w:sz w:val="28"/>
+                <w:szCs w:val="28"/>
                 <w:lang w:val="en-US"/>
               </w:rPr>
               <w:t>3</w:t>
@@ -926,9 +939,12 @@
             <w:tabs>
               <w:tab w:val="right" w:leader="dot" w:pos="9345"/>
             </w:tabs>
+            <w:jc w:val="both"/>
             <w:rPr>
-              <w:rFonts w:asciiTheme="minorHAnsi" w:eastAsiaTheme="minorEastAsia" w:hAnsiTheme="minorHAnsi" w:cstheme="minorBidi"/>
+              <w:rFonts w:ascii="Times New Roman" w:eastAsiaTheme="minorEastAsia" w:hAnsi="Times New Roman" w:cs="Times New Roman"/>
               <w:noProof/>
+              <w:sz w:val="28"/>
+              <w:szCs w:val="28"/>
               <w:lang w:eastAsia="ru-RU"/>
             </w:rPr>
           </w:pPr>
@@ -936,55 +952,89 @@
             <w:r>
               <w:rPr>
                 <w:rStyle w:val="a7"/>
+                <w:rFonts w:ascii="Times New Roman" w:hAnsi="Times New Roman" w:cs="Times New Roman"/>
                 <w:noProof/>
+                <w:sz w:val="28"/>
+                <w:szCs w:val="28"/>
               </w:rPr>
-              <w:t>ОПИСАТЕЛЬНАЯ ЧАСТЬ</w:t>
+              <w:t>О</w:t>
             </w:r>
             <w:r>
               <w:rPr>
+                <w:rStyle w:val="a7"/>
+                <w:rFonts w:ascii="Times New Roman" w:hAnsi="Times New Roman" w:cs="Times New Roman"/>
+                <w:noProof/>
+                <w:sz w:val="28"/>
+                <w:szCs w:val="28"/>
+              </w:rPr>
+              <w:t>писательная часть</w:t>
+            </w:r>
+            <w:r>
+              <w:rPr>
+                <w:rFonts w:ascii="Times New Roman" w:hAnsi="Times New Roman" w:cs="Times New Roman"/>
                 <w:noProof/>
                 <w:webHidden/>
+                <w:sz w:val="28"/>
+                <w:szCs w:val="28"/>
               </w:rPr>
               <w:tab/>
             </w:r>
             <w:r>
               <w:rPr>
+                <w:rFonts w:ascii="Times New Roman" w:hAnsi="Times New Roman" w:cs="Times New Roman"/>
                 <w:noProof/>
                 <w:webHidden/>
+                <w:sz w:val="28"/>
+                <w:szCs w:val="28"/>
               </w:rPr>
               <w:fldChar w:fldCharType="begin"/>
             </w:r>
             <w:r>
               <w:rPr>
+                <w:rFonts w:ascii="Times New Roman" w:hAnsi="Times New Roman" w:cs="Times New Roman"/>
                 <w:noProof/>
                 <w:webHidden/>
+                <w:sz w:val="28"/>
+                <w:szCs w:val="28"/>
               </w:rPr>
               <w:instrText xml:space="preserve"> PAGEREF _Toc170870951 \h </w:instrText>
             </w:r>
             <w:r>
               <w:rPr>
+                <w:rFonts w:ascii="Times New Roman" w:hAnsi="Times New Roman" w:cs="Times New Roman"/>
                 <w:noProof/>
                 <w:webHidden/>
+                <w:sz w:val="28"/>
+                <w:szCs w:val="28"/>
               </w:rPr>
             </w:r>
             <w:r>
               <w:rPr>
+                <w:rFonts w:ascii="Times New Roman" w:hAnsi="Times New Roman" w:cs="Times New Roman"/>
                 <w:noProof/>
                 <w:webHidden/>
+                <w:sz w:val="28"/>
+                <w:szCs w:val="28"/>
               </w:rPr>
               <w:fldChar w:fldCharType="separate"/>
             </w:r>
             <w:r>
               <w:rPr>
+                <w:rFonts w:ascii="Times New Roman" w:hAnsi="Times New Roman" w:cs="Times New Roman"/>
                 <w:noProof/>
                 <w:webHidden/>
+                <w:sz w:val="28"/>
+                <w:szCs w:val="28"/>
               </w:rPr>
               <w:t>6</w:t>
             </w:r>
             <w:r>
               <w:rPr>
+                <w:rFonts w:ascii="Times New Roman" w:hAnsi="Times New Roman" w:cs="Times New Roman"/>
                 <w:noProof/>
                 <w:webHidden/>
+                <w:sz w:val="28"/>
+                <w:szCs w:val="28"/>
               </w:rPr>
               <w:fldChar w:fldCharType="end"/>
             </w:r>
@@ -997,9 +1047,12 @@
               <w:tab w:val="left" w:pos="440"/>
               <w:tab w:val="right" w:leader="dot" w:pos="9345"/>
             </w:tabs>
+            <w:jc w:val="both"/>
             <w:rPr>
-              <w:rFonts w:asciiTheme="minorHAnsi" w:eastAsiaTheme="minorEastAsia" w:hAnsiTheme="minorHAnsi" w:cstheme="minorBidi"/>
+              <w:rFonts w:ascii="Times New Roman" w:eastAsiaTheme="minorEastAsia" w:hAnsi="Times New Roman" w:cs="Times New Roman"/>
               <w:noProof/>
+              <w:sz w:val="28"/>
+              <w:szCs w:val="28"/>
               <w:lang w:eastAsia="ru-RU"/>
             </w:rPr>
           </w:pPr>
@@ -1007,14 +1060,19 @@
             <w:r>
               <w:rPr>
                 <w:rStyle w:val="a7"/>
+                <w:rFonts w:ascii="Times New Roman" w:hAnsi="Times New Roman" w:cs="Times New Roman"/>
                 <w:noProof/>
+                <w:sz w:val="28"/>
+                <w:szCs w:val="28"/>
               </w:rPr>
               <w:t>1</w:t>
             </w:r>
             <w:r>
               <w:rPr>
-                <w:rFonts w:asciiTheme="minorHAnsi" w:eastAsiaTheme="minorEastAsia" w:hAnsiTheme="minorHAnsi" w:cstheme="minorBidi"/>
+                <w:rFonts w:ascii="Times New Roman" w:eastAsiaTheme="minorEastAsia" w:hAnsi="Times New Roman" w:cs="Times New Roman"/>
                 <w:noProof/>
+                <w:sz w:val="28"/>
+                <w:szCs w:val="28"/>
                 <w:lang w:eastAsia="ru-RU"/>
               </w:rPr>
               <w:tab/>
@@ -1022,55 +1080,79 @@
             <w:r>
               <w:rPr>
                 <w:rStyle w:val="a7"/>
+                <w:rFonts w:ascii="Times New Roman" w:hAnsi="Times New Roman" w:cs="Times New Roman"/>
                 <w:noProof/>
+                <w:sz w:val="28"/>
+                <w:szCs w:val="28"/>
               </w:rPr>
               <w:t>Анализ современных методов и технологий разработки инструментальных средств программирования и методов интеграции программных модулей</w:t>
             </w:r>
             <w:r>
               <w:rPr>
+                <w:rFonts w:ascii="Times New Roman" w:hAnsi="Times New Roman" w:cs="Times New Roman"/>
                 <w:noProof/>
                 <w:webHidden/>
+                <w:sz w:val="28"/>
+                <w:szCs w:val="28"/>
               </w:rPr>
               <w:tab/>
             </w:r>
             <w:r>
               <w:rPr>
+                <w:rFonts w:ascii="Times New Roman" w:hAnsi="Times New Roman" w:cs="Times New Roman"/>
                 <w:noProof/>
                 <w:webHidden/>
+                <w:sz w:val="28"/>
+                <w:szCs w:val="28"/>
               </w:rPr>
               <w:fldChar w:fldCharType="begin"/>
             </w:r>
             <w:r>
               <w:rPr>
+                <w:rFonts w:ascii="Times New Roman" w:hAnsi="Times New Roman" w:cs="Times New Roman"/>
                 <w:noProof/>
                 <w:webHidden/>
+                <w:sz w:val="28"/>
+                <w:szCs w:val="28"/>
               </w:rPr>
               <w:instrText xml:space="preserve"> PAGEREF _Toc170870952 \h </w:instrText>
             </w:r>
             <w:r>
               <w:rPr>
+                <w:rFonts w:ascii="Times New Roman" w:hAnsi="Times New Roman" w:cs="Times New Roman"/>
                 <w:noProof/>
                 <w:webHidden/>
+                <w:sz w:val="28"/>
+                <w:szCs w:val="28"/>
               </w:rPr>
             </w:r>
             <w:r>
               <w:rPr>
+                <w:rFonts w:ascii="Times New Roman" w:hAnsi="Times New Roman" w:cs="Times New Roman"/>
                 <w:noProof/>
                 <w:webHidden/>
+                <w:sz w:val="28"/>
+                <w:szCs w:val="28"/>
               </w:rPr>
               <w:fldChar w:fldCharType="separate"/>
             </w:r>
             <w:r>
               <w:rPr>
+                <w:rFonts w:ascii="Times New Roman" w:hAnsi="Times New Roman" w:cs="Times New Roman"/>
                 <w:noProof/>
                 <w:webHidden/>
+                <w:sz w:val="28"/>
+                <w:szCs w:val="28"/>
               </w:rPr>
               <w:t>6</w:t>
             </w:r>
             <w:r>
               <w:rPr>
+                <w:rFonts w:ascii="Times New Roman" w:hAnsi="Times New Roman" w:cs="Times New Roman"/>
                 <w:noProof/>
                 <w:webHidden/>
+                <w:sz w:val="28"/>
+                <w:szCs w:val="28"/>
               </w:rPr>
               <w:fldChar w:fldCharType="end"/>
             </w:r>
@@ -1083,9 +1165,12 @@
               <w:tab w:val="left" w:pos="440"/>
               <w:tab w:val="right" w:leader="dot" w:pos="9345"/>
             </w:tabs>
+            <w:jc w:val="both"/>
             <w:rPr>
-              <w:rFonts w:asciiTheme="minorHAnsi" w:eastAsiaTheme="minorEastAsia" w:hAnsiTheme="minorHAnsi" w:cstheme="minorBidi"/>
+              <w:rFonts w:ascii="Times New Roman" w:eastAsiaTheme="minorEastAsia" w:hAnsi="Times New Roman" w:cs="Times New Roman"/>
               <w:noProof/>
+              <w:sz w:val="28"/>
+              <w:szCs w:val="28"/>
               <w:lang w:eastAsia="ru-RU"/>
             </w:rPr>
           </w:pPr>
@@ -1093,14 +1178,19 @@
             <w:r>
               <w:rPr>
                 <w:rStyle w:val="a7"/>
+                <w:rFonts w:ascii="Times New Roman" w:hAnsi="Times New Roman" w:cs="Times New Roman"/>
                 <w:noProof/>
+                <w:sz w:val="28"/>
+                <w:szCs w:val="28"/>
               </w:rPr>
               <w:t>2</w:t>
             </w:r>
             <w:r>
               <w:rPr>
-                <w:rFonts w:asciiTheme="minorHAnsi" w:eastAsiaTheme="minorEastAsia" w:hAnsiTheme="minorHAnsi" w:cstheme="minorBidi"/>
+                <w:rFonts w:ascii="Times New Roman" w:eastAsiaTheme="minorEastAsia" w:hAnsi="Times New Roman" w:cs="Times New Roman"/>
                 <w:noProof/>
+                <w:sz w:val="28"/>
+                <w:szCs w:val="28"/>
                 <w:lang w:eastAsia="ru-RU"/>
               </w:rPr>
               <w:tab/>
@@ -1108,55 +1198,79 @@
             <w:r>
               <w:rPr>
                 <w:rStyle w:val="a7"/>
+                <w:rFonts w:ascii="Times New Roman" w:hAnsi="Times New Roman" w:cs="Times New Roman"/>
                 <w:noProof/>
+                <w:sz w:val="28"/>
+                <w:szCs w:val="28"/>
               </w:rPr>
               <w:t>Анализ методических основ диагностики отказов и ошибок сетевых устройств и программного обеспечения</w:t>
             </w:r>
             <w:r>
               <w:rPr>
+                <w:rFonts w:ascii="Times New Roman" w:hAnsi="Times New Roman" w:cs="Times New Roman"/>
                 <w:noProof/>
                 <w:webHidden/>
+                <w:sz w:val="28"/>
+                <w:szCs w:val="28"/>
               </w:rPr>
               <w:tab/>
             </w:r>
             <w:r>
               <w:rPr>
+                <w:rFonts w:ascii="Times New Roman" w:hAnsi="Times New Roman" w:cs="Times New Roman"/>
                 <w:noProof/>
                 <w:webHidden/>
+                <w:sz w:val="28"/>
+                <w:szCs w:val="28"/>
               </w:rPr>
               <w:fldChar w:fldCharType="begin"/>
             </w:r>
             <w:r>
               <w:rPr>
+                <w:rFonts w:ascii="Times New Roman" w:hAnsi="Times New Roman" w:cs="Times New Roman"/>
                 <w:noProof/>
                 <w:webHidden/>
+                <w:sz w:val="28"/>
+                <w:szCs w:val="28"/>
               </w:rPr>
               <w:instrText xml:space="preserve"> PAGEREF _Toc170870953 \h </w:instrText>
             </w:r>
             <w:r>
               <w:rPr>
+                <w:rFonts w:ascii="Times New Roman" w:hAnsi="Times New Roman" w:cs="Times New Roman"/>
                 <w:noProof/>
                 <w:webHidden/>
+                <w:sz w:val="28"/>
+                <w:szCs w:val="28"/>
               </w:rPr>
             </w:r>
             <w:r>
               <w:rPr>
+                <w:rFonts w:ascii="Times New Roman" w:hAnsi="Times New Roman" w:cs="Times New Roman"/>
                 <w:noProof/>
                 <w:webHidden/>
+                <w:sz w:val="28"/>
+                <w:szCs w:val="28"/>
               </w:rPr>
               <w:fldChar w:fldCharType="separate"/>
             </w:r>
             <w:r>
               <w:rPr>
+                <w:rFonts w:ascii="Times New Roman" w:hAnsi="Times New Roman" w:cs="Times New Roman"/>
                 <w:noProof/>
                 <w:webHidden/>
+                <w:sz w:val="28"/>
+                <w:szCs w:val="28"/>
               </w:rPr>
               <w:t>9</w:t>
             </w:r>
             <w:r>
               <w:rPr>
+                <w:rFonts w:ascii="Times New Roman" w:hAnsi="Times New Roman" w:cs="Times New Roman"/>
                 <w:noProof/>
                 <w:webHidden/>
+                <w:sz w:val="28"/>
+                <w:szCs w:val="28"/>
               </w:rPr>
               <w:fldChar w:fldCharType="end"/>
             </w:r>
@@ -1169,9 +1283,12 @@
               <w:tab w:val="left" w:pos="440"/>
               <w:tab w:val="right" w:leader="dot" w:pos="9345"/>
             </w:tabs>
+            <w:jc w:val="both"/>
             <w:rPr>
-              <w:rFonts w:asciiTheme="minorHAnsi" w:eastAsiaTheme="minorEastAsia" w:hAnsiTheme="minorHAnsi" w:cstheme="minorBidi"/>
+              <w:rFonts w:ascii="Times New Roman" w:eastAsiaTheme="minorEastAsia" w:hAnsi="Times New Roman" w:cs="Times New Roman"/>
               <w:noProof/>
+              <w:sz w:val="28"/>
+              <w:szCs w:val="28"/>
               <w:lang w:eastAsia="ru-RU"/>
             </w:rPr>
           </w:pPr>
@@ -1179,14 +1296,19 @@
             <w:r>
               <w:rPr>
                 <w:rStyle w:val="a7"/>
+                <w:rFonts w:ascii="Times New Roman" w:hAnsi="Times New Roman" w:cs="Times New Roman"/>
                 <w:noProof/>
+                <w:sz w:val="28"/>
+                <w:szCs w:val="28"/>
               </w:rPr>
               <w:t>3</w:t>
             </w:r>
             <w:r>
               <w:rPr>
-                <w:rFonts w:asciiTheme="minorHAnsi" w:eastAsiaTheme="minorEastAsia" w:hAnsiTheme="minorHAnsi" w:cstheme="minorBidi"/>
+                <w:rFonts w:ascii="Times New Roman" w:eastAsiaTheme="minorEastAsia" w:hAnsi="Times New Roman" w:cs="Times New Roman"/>
                 <w:noProof/>
+                <w:sz w:val="28"/>
+                <w:szCs w:val="28"/>
                 <w:lang w:eastAsia="ru-RU"/>
               </w:rPr>
               <w:tab/>
@@ -1194,55 +1316,79 @@
             <w:r>
               <w:rPr>
                 <w:rStyle w:val="a7"/>
+                <w:rFonts w:ascii="Times New Roman" w:hAnsi="Times New Roman" w:cs="Times New Roman"/>
                 <w:noProof/>
+                <w:sz w:val="28"/>
+                <w:szCs w:val="28"/>
               </w:rPr>
               <w:t>Обоснование выбора используемых технологий разработки инструментальных средств программирования и интеграции программных модулей, и описание основных алгоритмов</w:t>
             </w:r>
             <w:r>
               <w:rPr>
+                <w:rFonts w:ascii="Times New Roman" w:hAnsi="Times New Roman" w:cs="Times New Roman"/>
                 <w:noProof/>
                 <w:webHidden/>
+                <w:sz w:val="28"/>
+                <w:szCs w:val="28"/>
               </w:rPr>
               <w:tab/>
             </w:r>
             <w:r>
               <w:rPr>
+                <w:rFonts w:ascii="Times New Roman" w:hAnsi="Times New Roman" w:cs="Times New Roman"/>
                 <w:noProof/>
                 <w:webHidden/>
+                <w:sz w:val="28"/>
+                <w:szCs w:val="28"/>
               </w:rPr>
               <w:fldChar w:fldCharType="begin"/>
             </w:r>
             <w:r>
               <w:rPr>
+                <w:rFonts w:ascii="Times New Roman" w:hAnsi="Times New Roman" w:cs="Times New Roman"/>
                 <w:noProof/>
                 <w:webHidden/>
+                <w:sz w:val="28"/>
+                <w:szCs w:val="28"/>
               </w:rPr>
               <w:instrText xml:space="preserve"> PAGEREF _Toc170870954 \h </w:instrText>
             </w:r>
             <w:r>
               <w:rPr>
+                <w:rFonts w:ascii="Times New Roman" w:hAnsi="Times New Roman" w:cs="Times New Roman"/>
                 <w:noProof/>
                 <w:webHidden/>
+                <w:sz w:val="28"/>
+                <w:szCs w:val="28"/>
               </w:rPr>
             </w:r>
             <w:r>
               <w:rPr>
+                <w:rFonts w:ascii="Times New Roman" w:hAnsi="Times New Roman" w:cs="Times New Roman"/>
                 <w:noProof/>
                 <w:webHidden/>
+                <w:sz w:val="28"/>
+                <w:szCs w:val="28"/>
               </w:rPr>
               <w:fldChar w:fldCharType="separate"/>
             </w:r>
             <w:r>
               <w:rPr>
+                <w:rFonts w:ascii="Times New Roman" w:hAnsi="Times New Roman" w:cs="Times New Roman"/>
                 <w:noProof/>
                 <w:webHidden/>
+                <w:sz w:val="28"/>
+                <w:szCs w:val="28"/>
               </w:rPr>
               <w:t>11</w:t>
             </w:r>
             <w:r>
               <w:rPr>
+                <w:rFonts w:ascii="Times New Roman" w:hAnsi="Times New Roman" w:cs="Times New Roman"/>
                 <w:noProof/>
                 <w:webHidden/>
+                <w:sz w:val="28"/>
+                <w:szCs w:val="28"/>
               </w:rPr>
               <w:fldChar w:fldCharType="end"/>
             </w:r>
@@ -1255,9 +1401,12 @@
               <w:tab w:val="left" w:pos="440"/>
               <w:tab w:val="right" w:leader="dot" w:pos="9345"/>
             </w:tabs>
+            <w:jc w:val="both"/>
             <w:rPr>
-              <w:rFonts w:asciiTheme="minorHAnsi" w:eastAsiaTheme="minorEastAsia" w:hAnsiTheme="minorHAnsi" w:cstheme="minorBidi"/>
+              <w:rFonts w:ascii="Times New Roman" w:eastAsiaTheme="minorEastAsia" w:hAnsi="Times New Roman" w:cs="Times New Roman"/>
               <w:noProof/>
+              <w:sz w:val="28"/>
+              <w:szCs w:val="28"/>
               <w:lang w:eastAsia="ru-RU"/>
             </w:rPr>
           </w:pPr>
@@ -1265,14 +1414,19 @@
             <w:r>
               <w:rPr>
                 <w:rStyle w:val="a7"/>
+                <w:rFonts w:ascii="Times New Roman" w:hAnsi="Times New Roman" w:cs="Times New Roman"/>
                 <w:noProof/>
+                <w:sz w:val="28"/>
+                <w:szCs w:val="28"/>
               </w:rPr>
               <w:t>4</w:t>
             </w:r>
             <w:r>
               <w:rPr>
-                <w:rFonts w:asciiTheme="minorHAnsi" w:eastAsiaTheme="minorEastAsia" w:hAnsiTheme="minorHAnsi" w:cstheme="minorBidi"/>
+                <w:rFonts w:ascii="Times New Roman" w:eastAsiaTheme="minorEastAsia" w:hAnsi="Times New Roman" w:cs="Times New Roman"/>
                 <w:noProof/>
+                <w:sz w:val="28"/>
+                <w:szCs w:val="28"/>
                 <w:lang w:eastAsia="ru-RU"/>
               </w:rPr>
               <w:tab/>
@@ -1280,55 +1434,79 @@
             <w:r>
               <w:rPr>
                 <w:rStyle w:val="a7"/>
+                <w:rFonts w:ascii="Times New Roman" w:hAnsi="Times New Roman" w:cs="Times New Roman"/>
                 <w:noProof/>
+                <w:sz w:val="28"/>
+                <w:szCs w:val="28"/>
               </w:rPr>
               <w:t>Описание применяемых методов диагностики отказов и ошибок сетевых устройств и программного обеспечения</w:t>
             </w:r>
             <w:r>
               <w:rPr>
+                <w:rFonts w:ascii="Times New Roman" w:hAnsi="Times New Roman" w:cs="Times New Roman"/>
                 <w:noProof/>
                 <w:webHidden/>
+                <w:sz w:val="28"/>
+                <w:szCs w:val="28"/>
               </w:rPr>
               <w:tab/>
             </w:r>
             <w:r>
               <w:rPr>
+                <w:rFonts w:ascii="Times New Roman" w:hAnsi="Times New Roman" w:cs="Times New Roman"/>
                 <w:noProof/>
                 <w:webHidden/>
+                <w:sz w:val="28"/>
+                <w:szCs w:val="28"/>
               </w:rPr>
               <w:fldChar w:fldCharType="begin"/>
             </w:r>
             <w:r>
               <w:rPr>
+                <w:rFonts w:ascii="Times New Roman" w:hAnsi="Times New Roman" w:cs="Times New Roman"/>
                 <w:noProof/>
                 <w:webHidden/>
+                <w:sz w:val="28"/>
+                <w:szCs w:val="28"/>
               </w:rPr>
               <w:instrText xml:space="preserve"> PAGEREF _Toc170870955 \h </w:instrText>
             </w:r>
             <w:r>
               <w:rPr>
+                <w:rFonts w:ascii="Times New Roman" w:hAnsi="Times New Roman" w:cs="Times New Roman"/>
                 <w:noProof/>
                 <w:webHidden/>
+                <w:sz w:val="28"/>
+                <w:szCs w:val="28"/>
               </w:rPr>
             </w:r>
             <w:r>
               <w:rPr>
+                <w:rFonts w:ascii="Times New Roman" w:hAnsi="Times New Roman" w:cs="Times New Roman"/>
                 <w:noProof/>
                 <w:webHidden/>
+                <w:sz w:val="28"/>
+                <w:szCs w:val="28"/>
               </w:rPr>
               <w:fldChar w:fldCharType="separate"/>
             </w:r>
             <w:r>
               <w:rPr>
+                <w:rFonts w:ascii="Times New Roman" w:hAnsi="Times New Roman" w:cs="Times New Roman"/>
                 <w:noProof/>
                 <w:webHidden/>
+                <w:sz w:val="28"/>
+                <w:szCs w:val="28"/>
               </w:rPr>
               <w:t>15</w:t>
             </w:r>
             <w:r>
               <w:rPr>
+                <w:rFonts w:ascii="Times New Roman" w:hAnsi="Times New Roman" w:cs="Times New Roman"/>
                 <w:noProof/>
                 <w:webHidden/>
+                <w:sz w:val="28"/>
+                <w:szCs w:val="28"/>
               </w:rPr>
               <w:fldChar w:fldCharType="end"/>
             </w:r>
@@ -1341,9 +1519,12 @@
               <w:tab w:val="left" w:pos="440"/>
               <w:tab w:val="right" w:leader="dot" w:pos="9345"/>
             </w:tabs>
+            <w:jc w:val="both"/>
             <w:rPr>
-              <w:rFonts w:asciiTheme="minorHAnsi" w:eastAsiaTheme="minorEastAsia" w:hAnsiTheme="minorHAnsi" w:cstheme="minorBidi"/>
+              <w:rFonts w:ascii="Times New Roman" w:eastAsiaTheme="minorEastAsia" w:hAnsi="Times New Roman" w:cs="Times New Roman"/>
               <w:noProof/>
+              <w:sz w:val="28"/>
+              <w:szCs w:val="28"/>
               <w:lang w:eastAsia="ru-RU"/>
             </w:rPr>
           </w:pPr>
@@ -1351,14 +1532,19 @@
             <w:r>
               <w:rPr>
                 <w:rStyle w:val="a7"/>
+                <w:rFonts w:ascii="Times New Roman" w:hAnsi="Times New Roman" w:cs="Times New Roman"/>
                 <w:noProof/>
+                <w:sz w:val="28"/>
+                <w:szCs w:val="28"/>
               </w:rPr>
               <w:t>5</w:t>
             </w:r>
             <w:r>
               <w:rPr>
-                <w:rFonts w:asciiTheme="minorHAnsi" w:eastAsiaTheme="minorEastAsia" w:hAnsiTheme="minorHAnsi" w:cstheme="minorBidi"/>
+                <w:rFonts w:ascii="Times New Roman" w:eastAsiaTheme="minorEastAsia" w:hAnsi="Times New Roman" w:cs="Times New Roman"/>
                 <w:noProof/>
+                <w:sz w:val="28"/>
+                <w:szCs w:val="28"/>
                 <w:lang w:eastAsia="ru-RU"/>
               </w:rPr>
               <w:tab/>
@@ -1366,55 +1552,293 @@
             <w:r>
               <w:rPr>
                 <w:rStyle w:val="a7"/>
+                <w:rFonts w:ascii="Times New Roman" w:hAnsi="Times New Roman" w:cs="Times New Roman"/>
                 <w:noProof/>
+                <w:sz w:val="28"/>
+                <w:szCs w:val="28"/>
               </w:rPr>
               <w:t>Описание контрольных примеров для проведения экспериментов по верификации программного обеспечения и анализ полученных результатов</w:t>
             </w:r>
             <w:r>
               <w:rPr>
+                <w:rFonts w:ascii="Times New Roman" w:hAnsi="Times New Roman" w:cs="Times New Roman"/>
                 <w:noProof/>
                 <w:webHidden/>
+                <w:sz w:val="28"/>
+                <w:szCs w:val="28"/>
               </w:rPr>
               <w:tab/>
             </w:r>
             <w:r>
               <w:rPr>
+                <w:rFonts w:ascii="Times New Roman" w:hAnsi="Times New Roman" w:cs="Times New Roman"/>
                 <w:noProof/>
                 <w:webHidden/>
+                <w:sz w:val="28"/>
+                <w:szCs w:val="28"/>
               </w:rPr>
               <w:fldChar w:fldCharType="begin"/>
             </w:r>
             <w:r>
               <w:rPr>
+                <w:rFonts w:ascii="Times New Roman" w:hAnsi="Times New Roman" w:cs="Times New Roman"/>
                 <w:noProof/>
                 <w:webHidden/>
+                <w:sz w:val="28"/>
+                <w:szCs w:val="28"/>
               </w:rPr>
               <w:instrText xml:space="preserve"> PAGEREF _Toc170870956 \h </w:instrText>
             </w:r>
             <w:r>
               <w:rPr>
+                <w:rFonts w:ascii="Times New Roman" w:hAnsi="Times New Roman" w:cs="Times New Roman"/>
                 <w:noProof/>
                 <w:webHidden/>
+                <w:sz w:val="28"/>
+                <w:szCs w:val="28"/>
               </w:rPr>
             </w:r>
             <w:r>
               <w:rPr>
+                <w:rFonts w:ascii="Times New Roman" w:hAnsi="Times New Roman" w:cs="Times New Roman"/>
                 <w:noProof/>
                 <w:webHidden/>
+                <w:sz w:val="28"/>
+                <w:szCs w:val="28"/>
               </w:rPr>
               <w:fldChar w:fldCharType="separate"/>
             </w:r>
             <w:r>
               <w:rPr>
+                <w:rFonts w:ascii="Times New Roman" w:hAnsi="Times New Roman" w:cs="Times New Roman"/>
                 <w:noProof/>
                 <w:webHidden/>
+                <w:sz w:val="28"/>
+                <w:szCs w:val="28"/>
               </w:rPr>
               <w:t>16</w:t>
             </w:r>
             <w:r>
               <w:rPr>
+                <w:rFonts w:ascii="Times New Roman" w:hAnsi="Times New Roman" w:cs="Times New Roman"/>
                 <w:noProof/>
                 <w:webHidden/>
+                <w:sz w:val="28"/>
+                <w:szCs w:val="28"/>
+              </w:rPr>
+              <w:fldChar w:fldCharType="end"/>
+            </w:r>
+          </w:hyperlink>
+        </w:p>
+        <w:p>
+          <w:pPr>
+            <w:pStyle w:val="11"/>
+            <w:tabs>
+              <w:tab w:val="right" w:leader="dot" w:pos="9345"/>
+            </w:tabs>
+            <w:jc w:val="both"/>
+            <w:rPr>
+              <w:rFonts w:ascii="Times New Roman" w:eastAsiaTheme="minorEastAsia" w:hAnsi="Times New Roman" w:cs="Times New Roman"/>
+              <w:noProof/>
+              <w:sz w:val="28"/>
+              <w:szCs w:val="28"/>
+              <w:lang w:eastAsia="ru-RU"/>
+            </w:rPr>
+          </w:pPr>
+          <w:hyperlink w:anchor="_Toc170870962" w:history="1">
+            <w:r>
+              <w:rPr>
+                <w:rStyle w:val="a7"/>
+                <w:rFonts w:ascii="Times New Roman" w:hAnsi="Times New Roman" w:cs="Times New Roman"/>
+                <w:noProof/>
+                <w:sz w:val="28"/>
+                <w:szCs w:val="28"/>
+              </w:rPr>
+              <w:t>Заключение</w:t>
+            </w:r>
+            <w:r>
+              <w:rPr>
+                <w:rFonts w:ascii="Times New Roman" w:hAnsi="Times New Roman" w:cs="Times New Roman"/>
+                <w:noProof/>
+                <w:webHidden/>
+                <w:sz w:val="28"/>
+                <w:szCs w:val="28"/>
+              </w:rPr>
+              <w:tab/>
+            </w:r>
+            <w:r>
+              <w:rPr>
+                <w:rFonts w:ascii="Times New Roman" w:hAnsi="Times New Roman" w:cs="Times New Roman"/>
+                <w:noProof/>
+                <w:webHidden/>
+                <w:sz w:val="28"/>
+                <w:szCs w:val="28"/>
+              </w:rPr>
+              <w:fldChar w:fldCharType="begin"/>
+            </w:r>
+            <w:r>
+              <w:rPr>
+                <w:rFonts w:ascii="Times New Roman" w:hAnsi="Times New Roman" w:cs="Times New Roman"/>
+                <w:noProof/>
+                <w:webHidden/>
+                <w:sz w:val="28"/>
+                <w:szCs w:val="28"/>
+              </w:rPr>
+              <w:instrText xml:space="preserve"> PAGEREF _Toc170870962 \h </w:instrText>
+            </w:r>
+            <w:r>
+              <w:rPr>
+                <w:rFonts w:ascii="Times New Roman" w:hAnsi="Times New Roman" w:cs="Times New Roman"/>
+                <w:noProof/>
+                <w:webHidden/>
+                <w:sz w:val="28"/>
+                <w:szCs w:val="28"/>
+              </w:rPr>
+            </w:r>
+            <w:r>
+              <w:rPr>
+                <w:rFonts w:ascii="Times New Roman" w:hAnsi="Times New Roman" w:cs="Times New Roman"/>
+                <w:noProof/>
+                <w:webHidden/>
+                <w:sz w:val="28"/>
+                <w:szCs w:val="28"/>
+              </w:rPr>
+              <w:fldChar w:fldCharType="separate"/>
+            </w:r>
+            <w:r>
+              <w:rPr>
+                <w:rFonts w:ascii="Times New Roman" w:hAnsi="Times New Roman" w:cs="Times New Roman"/>
+                <w:noProof/>
+                <w:webHidden/>
+                <w:sz w:val="28"/>
+                <w:szCs w:val="28"/>
+              </w:rPr>
+              <w:t>21</w:t>
+            </w:r>
+            <w:r>
+              <w:rPr>
+                <w:rFonts w:ascii="Times New Roman" w:hAnsi="Times New Roman" w:cs="Times New Roman"/>
+                <w:noProof/>
+                <w:webHidden/>
+                <w:sz w:val="28"/>
+                <w:szCs w:val="28"/>
+              </w:rPr>
+              <w:fldChar w:fldCharType="end"/>
+            </w:r>
+          </w:hyperlink>
+        </w:p>
+        <w:p>
+          <w:pPr>
+            <w:pStyle w:val="11"/>
+            <w:tabs>
+              <w:tab w:val="right" w:leader="dot" w:pos="9345"/>
+            </w:tabs>
+            <w:jc w:val="both"/>
+            <w:rPr>
+              <w:rFonts w:ascii="Times New Roman" w:eastAsiaTheme="minorEastAsia" w:hAnsi="Times New Roman" w:cs="Times New Roman"/>
+              <w:noProof/>
+              <w:sz w:val="28"/>
+              <w:szCs w:val="28"/>
+              <w:lang w:eastAsia="ru-RU"/>
+            </w:rPr>
+          </w:pPr>
+          <w:hyperlink w:anchor="_Toc170870963" w:history="1">
+            <w:r>
+              <w:rPr>
+                <w:rStyle w:val="a7"/>
+                <w:rFonts w:ascii="Times New Roman" w:hAnsi="Times New Roman" w:cs="Times New Roman"/>
+                <w:noProof/>
+                <w:sz w:val="28"/>
+                <w:szCs w:val="28"/>
+              </w:rPr>
+              <w:t>П</w:t>
+            </w:r>
+            <w:r>
+              <w:rPr>
+                <w:rStyle w:val="a7"/>
+                <w:rFonts w:ascii="Times New Roman" w:hAnsi="Times New Roman" w:cs="Times New Roman"/>
+                <w:noProof/>
+                <w:sz w:val="28"/>
+                <w:szCs w:val="28"/>
+              </w:rPr>
+              <w:t>риложение</w:t>
+            </w:r>
+            <w:r>
+              <w:rPr>
+                <w:rStyle w:val="a7"/>
+                <w:rFonts w:ascii="Times New Roman" w:hAnsi="Times New Roman" w:cs="Times New Roman"/>
+                <w:noProof/>
+                <w:sz w:val="28"/>
+                <w:szCs w:val="28"/>
+              </w:rPr>
+              <w:t xml:space="preserve"> А</w:t>
+            </w:r>
+            <w:r>
+              <w:rPr>
+                <w:rFonts w:ascii="Times New Roman" w:hAnsi="Times New Roman" w:cs="Times New Roman"/>
+                <w:noProof/>
+                <w:webHidden/>
+                <w:sz w:val="28"/>
+                <w:szCs w:val="28"/>
+              </w:rPr>
+              <w:tab/>
+            </w:r>
+            <w:r>
+              <w:rPr>
+                <w:rFonts w:ascii="Times New Roman" w:hAnsi="Times New Roman" w:cs="Times New Roman"/>
+                <w:noProof/>
+                <w:webHidden/>
+                <w:sz w:val="28"/>
+                <w:szCs w:val="28"/>
+              </w:rPr>
+              <w:fldChar w:fldCharType="begin"/>
+            </w:r>
+            <w:r>
+              <w:rPr>
+                <w:rFonts w:ascii="Times New Roman" w:hAnsi="Times New Roman" w:cs="Times New Roman"/>
+                <w:noProof/>
+                <w:webHidden/>
+                <w:sz w:val="28"/>
+                <w:szCs w:val="28"/>
+              </w:rPr>
+              <w:instrText xml:space="preserve"> PAGEREF _Toc170870963 \h </w:instrText>
+            </w:r>
+            <w:r>
+              <w:rPr>
+                <w:rFonts w:ascii="Times New Roman" w:hAnsi="Times New Roman" w:cs="Times New Roman"/>
+                <w:noProof/>
+                <w:webHidden/>
+                <w:sz w:val="28"/>
+                <w:szCs w:val="28"/>
+              </w:rPr>
+            </w:r>
+            <w:r>
+              <w:rPr>
+                <w:rFonts w:ascii="Times New Roman" w:hAnsi="Times New Roman" w:cs="Times New Roman"/>
+                <w:noProof/>
+                <w:webHidden/>
+                <w:sz w:val="28"/>
+                <w:szCs w:val="28"/>
+              </w:rPr>
+              <w:fldChar w:fldCharType="separate"/>
+            </w:r>
+            <w:r>
+              <w:rPr>
+                <w:rFonts w:ascii="Times New Roman" w:hAnsi="Times New Roman" w:cs="Times New Roman"/>
+                <w:noProof/>
+                <w:webHidden/>
+                <w:sz w:val="28"/>
+                <w:szCs w:val="28"/>
+              </w:rPr>
+              <w:t>23</w:t>
+            </w:r>
+            <w:r>
+              <w:rPr>
+                <w:rFonts w:ascii="Times New Roman" w:hAnsi="Times New Roman" w:cs="Times New Roman"/>
+                <w:noProof/>
+                <w:webHidden/>
+                <w:sz w:val="28"/>
+                <w:szCs w:val="28"/>
               </w:rPr>
               <w:fldChar w:fldCharType="end"/>
             </w:r>
@@ -1427,148 +1851,10 @@
               <w:tab w:val="right" w:leader="dot" w:pos="9345"/>
             </w:tabs>
             <w:rPr>
-              <w:rFonts w:asciiTheme="minorHAnsi" w:eastAsiaTheme="minorEastAsia" w:hAnsiTheme="minorHAnsi" w:cstheme="minorBidi"/>
+              <w:rFonts w:ascii="Times New Roman" w:eastAsiaTheme="minorEastAsia" w:hAnsi="Times New Roman" w:cs="Times New Roman"/>
               <w:noProof/>
-              <w:lang w:eastAsia="ru-RU"/>
-            </w:rPr>
-          </w:pPr>
-          <w:hyperlink w:anchor="_Toc170870962" w:history="1">
-            <w:r>
-              <w:rPr>
-                <w:rStyle w:val="a7"/>
-                <w:noProof/>
-              </w:rPr>
-              <w:t>ЗАКЛЮЧЕНИЕ</w:t>
-            </w:r>
-            <w:r>
-              <w:rPr>
-                <w:noProof/>
-                <w:webHidden/>
-              </w:rPr>
-              <w:tab/>
-            </w:r>
-            <w:r>
-              <w:rPr>
-                <w:noProof/>
-                <w:webHidden/>
-              </w:rPr>
-              <w:fldChar w:fldCharType="begin"/>
-            </w:r>
-            <w:r>
-              <w:rPr>
-                <w:noProof/>
-                <w:webHidden/>
-              </w:rPr>
-              <w:instrText xml:space="preserve"> PAGEREF _Toc170870962 \h </w:instrText>
-            </w:r>
-            <w:r>
-              <w:rPr>
-                <w:noProof/>
-                <w:webHidden/>
-              </w:rPr>
-            </w:r>
-            <w:r>
-              <w:rPr>
-                <w:noProof/>
-                <w:webHidden/>
-              </w:rPr>
-              <w:fldChar w:fldCharType="separate"/>
-            </w:r>
-            <w:r>
-              <w:rPr>
-                <w:noProof/>
-                <w:webHidden/>
-              </w:rPr>
-              <w:t>21</w:t>
-            </w:r>
-            <w:r>
-              <w:rPr>
-                <w:noProof/>
-                <w:webHidden/>
-              </w:rPr>
-              <w:fldChar w:fldCharType="end"/>
-            </w:r>
-          </w:hyperlink>
-        </w:p>
-        <w:p>
-          <w:pPr>
-            <w:pStyle w:val="11"/>
-            <w:tabs>
-              <w:tab w:val="right" w:leader="dot" w:pos="9345"/>
-            </w:tabs>
-            <w:rPr>
-              <w:rFonts w:asciiTheme="minorHAnsi" w:eastAsiaTheme="minorEastAsia" w:hAnsiTheme="minorHAnsi" w:cstheme="minorBidi"/>
-              <w:noProof/>
-              <w:lang w:eastAsia="ru-RU"/>
-            </w:rPr>
-          </w:pPr>
-          <w:hyperlink w:anchor="_Toc170870963" w:history="1">
-            <w:r>
-              <w:rPr>
-                <w:rStyle w:val="a7"/>
-                <w:noProof/>
-              </w:rPr>
-              <w:t>ПРИЛОЖЕНИЕ А</w:t>
-            </w:r>
-            <w:r>
-              <w:rPr>
-                <w:noProof/>
-                <w:webHidden/>
-              </w:rPr>
-              <w:tab/>
-            </w:r>
-            <w:r>
-              <w:rPr>
-                <w:noProof/>
-                <w:webHidden/>
-              </w:rPr>
-              <w:fldChar w:fldCharType="begin"/>
-            </w:r>
-            <w:r>
-              <w:rPr>
-                <w:noProof/>
-                <w:webHidden/>
-              </w:rPr>
-              <w:instrText xml:space="preserve"> PAGEREF _Toc170870963 \h </w:instrText>
-            </w:r>
-            <w:r>
-              <w:rPr>
-                <w:noProof/>
-                <w:webHidden/>
-              </w:rPr>
-            </w:r>
-            <w:r>
-              <w:rPr>
-                <w:noProof/>
-                <w:webHidden/>
-              </w:rPr>
-              <w:fldChar w:fldCharType="separate"/>
-            </w:r>
-            <w:r>
-              <w:rPr>
-                <w:noProof/>
-                <w:webHidden/>
-              </w:rPr>
-              <w:t>23</w:t>
-            </w:r>
-            <w:r>
-              <w:rPr>
-                <w:noProof/>
-                <w:webHidden/>
-              </w:rPr>
-              <w:fldChar w:fldCharType="end"/>
-            </w:r>
-          </w:hyperlink>
-        </w:p>
-        <w:p>
-          <w:pPr>
-            <w:pStyle w:val="11"/>
-            <w:tabs>
-              <w:tab w:val="right" w:leader="dot" w:pos="9345"/>
-            </w:tabs>
-            <w:rPr>
-              <w:rFonts w:asciiTheme="minorHAnsi" w:eastAsiaTheme="minorEastAsia" w:hAnsiTheme="minorHAnsi" w:cstheme="minorBidi"/>
-              <w:noProof/>
+              <w:sz w:val="28"/>
+              <w:szCs w:val="28"/>
               <w:lang w:eastAsia="ru-RU"/>
             </w:rPr>
           </w:pPr>
@@ -3975,7 +4261,15 @@
           <w:sz w:val="28"/>
           <w:szCs w:val="28"/>
         </w:rPr>
-        <w:t>равнительный анализ некоторых из наиболее популярных протоколов:</w:t>
+        <w:t>равнительный анализ некоторых из</w:t>
+      </w:r>
+      <w:r>
+        <w:rPr>
+          <w:rFonts w:ascii="Times New Roman" w:hAnsi="Times New Roman" w:cs="Times New Roman"/>
+          <w:sz w:val="28"/>
+          <w:szCs w:val="28"/>
+        </w:rPr>
+        <w:t xml:space="preserve"> наиболее популярных протоколов </w:t>
       </w:r>
       <w:r>
         <w:rPr>
@@ -3984,6 +4278,14 @@
           <w:szCs w:val="28"/>
         </w:rPr>
         <w:t>[1]</w:t>
+      </w:r>
+      <w:r>
+        <w:rPr>
+          <w:rFonts w:ascii="Times New Roman" w:hAnsi="Times New Roman" w:cs="Times New Roman"/>
+          <w:sz w:val="28"/>
+          <w:szCs w:val="28"/>
+        </w:rPr>
+        <w:t>:</w:t>
       </w:r>
     </w:p>
     <w:p>
@@ -4452,6 +4754,18 @@
         </w:rPr>
         <w:t>Выбор протокола зависит от требований к проекту, таких как необходимость в реальном времени, энергоэффективность, дальность связи, безопасность и масштабируемость. MQTT часто выбирают для стандартных IoT-проектов из-за его легковесности и надежности, в то время как CoAP может быть предпочтительнее для сетей с ограниченными ресурсами. HTTP и WebSocket могут быть использованы для более сложных приложений, требующих постоянного взаимодействия, а AMQP и DDS подходят для предприятий с высокими требованиями к безопасности и надежности.</w:t>
       </w:r>
+    </w:p>
+    <w:p>
+      <w:pPr>
+        <w:spacing w:line="360" w:lineRule="auto"/>
+        <w:ind w:firstLine="708"/>
+        <w:jc w:val="both"/>
+        <w:rPr>
+          <w:rFonts w:ascii="Times New Roman" w:hAnsi="Times New Roman" w:cs="Times New Roman"/>
+          <w:sz w:val="28"/>
+          <w:szCs w:val="28"/>
+        </w:rPr>
+      </w:pPr>
       <w:r>
         <w:rPr>
           <w:rFonts w:ascii="Times New Roman" w:hAnsi="Times New Roman" w:cs="Times New Roman"/>
@@ -4501,7 +4815,23 @@
           <w:sz w:val="28"/>
           <w:szCs w:val="28"/>
         </w:rPr>
-        <w:t>Рассмотрим практические методы диагностики сетевых ошибок:</w:t>
+        <w:t>Рассмотрим практические методы диагнос</w:t>
+      </w:r>
+      <w:r>
+        <w:rPr>
+          <w:rFonts w:ascii="Times New Roman" w:hAnsi="Times New Roman" w:cs="Times New Roman"/>
+          <w:sz w:val="28"/>
+          <w:szCs w:val="28"/>
+        </w:rPr>
+        <w:t xml:space="preserve">тики сетевых </w:t>
+      </w:r>
+      <w:r>
+        <w:rPr>
+          <w:rFonts w:ascii="Times New Roman" w:hAnsi="Times New Roman" w:cs="Times New Roman"/>
+          <w:sz w:val="28"/>
+          <w:szCs w:val="28"/>
+        </w:rPr>
+        <w:t xml:space="preserve">ошибок </w:t>
       </w:r>
       <w:r>
         <w:rPr>
@@ -4526,6 +4856,14 @@
           <w:szCs w:val="28"/>
         </w:rPr>
         <w:t>]</w:t>
+      </w:r>
+      <w:r>
+        <w:rPr>
+          <w:rFonts w:ascii="Times New Roman" w:hAnsi="Times New Roman" w:cs="Times New Roman"/>
+          <w:sz w:val="28"/>
+          <w:szCs w:val="28"/>
+        </w:rPr>
+        <w:t xml:space="preserve">: </w:t>
       </w:r>
     </w:p>
     <w:p>
@@ -4845,7 +5183,15 @@
           <w:sz w:val="28"/>
           <w:szCs w:val="28"/>
         </w:rPr>
-        <w:t xml:space="preserve">Проверка подключения: </w:t>
+        <w:t>п</w:t>
+      </w:r>
+      <w:r>
+        <w:rPr>
+          <w:rFonts w:ascii="Times New Roman" w:hAnsi="Times New Roman" w:cs="Times New Roman"/>
+          <w:sz w:val="28"/>
+          <w:szCs w:val="28"/>
+        </w:rPr>
+        <w:t xml:space="preserve">роверка подключения: </w:t>
       </w:r>
       <w:r>
         <w:rPr>
@@ -4895,7 +5241,15 @@
           <w:sz w:val="28"/>
           <w:szCs w:val="28"/>
         </w:rPr>
-        <w:t xml:space="preserve">Использование MQTT клиентов: </w:t>
+        <w:t>и</w:t>
+      </w:r>
+      <w:r>
+        <w:rPr>
+          <w:rFonts w:ascii="Times New Roman" w:hAnsi="Times New Roman" w:cs="Times New Roman"/>
+          <w:sz w:val="28"/>
+          <w:szCs w:val="28"/>
+        </w:rPr>
+        <w:t xml:space="preserve">спользование MQTT клиентов: </w:t>
       </w:r>
       <w:r>
         <w:rPr>
@@ -4945,7 +5299,15 @@
           <w:szCs w:val="28"/>
         </w:rPr>
         <w:lastRenderedPageBreak/>
-        <w:t xml:space="preserve">Логирование: </w:t>
+        <w:t>л</w:t>
+      </w:r>
+      <w:r>
+        <w:rPr>
+          <w:rFonts w:ascii="Times New Roman" w:hAnsi="Times New Roman" w:cs="Times New Roman"/>
+          <w:sz w:val="28"/>
+          <w:szCs w:val="28"/>
+        </w:rPr>
+        <w:t xml:space="preserve">огирование: </w:t>
       </w:r>
       <w:r>
         <w:rPr>
@@ -4994,7 +5356,15 @@
           <w:sz w:val="28"/>
           <w:szCs w:val="28"/>
         </w:rPr>
-        <w:t xml:space="preserve">Анализ трафика: </w:t>
+        <w:t>а</w:t>
+      </w:r>
+      <w:r>
+        <w:rPr>
+          <w:rFonts w:ascii="Times New Roman" w:hAnsi="Times New Roman" w:cs="Times New Roman"/>
+          <w:sz w:val="28"/>
+          <w:szCs w:val="28"/>
+        </w:rPr>
+        <w:t xml:space="preserve">нализ трафика: </w:t>
       </w:r>
       <w:r>
         <w:rPr>
@@ -5043,7 +5413,15 @@
           <w:sz w:val="28"/>
           <w:szCs w:val="28"/>
         </w:rPr>
-        <w:t xml:space="preserve">Проверка топиков и QoS: </w:t>
+        <w:t>п</w:t>
+      </w:r>
+      <w:r>
+        <w:rPr>
+          <w:rFonts w:ascii="Times New Roman" w:hAnsi="Times New Roman" w:cs="Times New Roman"/>
+          <w:sz w:val="28"/>
+          <w:szCs w:val="28"/>
+        </w:rPr>
+        <w:t xml:space="preserve">роверка топиков и QoS: </w:t>
       </w:r>
       <w:r>
         <w:rPr>
@@ -5092,14 +5470,6 @@
           <w:sz w:val="28"/>
           <w:szCs w:val="28"/>
         </w:rPr>
-        <w:t xml:space="preserve">Тестирование сценариев: </w:t>
-      </w:r>
-      <w:r>
-        <w:rPr>
-          <w:rFonts w:ascii="Times New Roman" w:hAnsi="Times New Roman" w:cs="Times New Roman"/>
-          <w:sz w:val="28"/>
-          <w:szCs w:val="28"/>
-        </w:rPr>
         <w:t>т</w:t>
       </w:r>
       <w:r>
@@ -5108,19 +5478,24 @@
           <w:sz w:val="28"/>
           <w:szCs w:val="28"/>
         </w:rPr>
+        <w:t xml:space="preserve">естирование сценариев: </w:t>
+      </w:r>
+      <w:r>
+        <w:rPr>
+          <w:rFonts w:ascii="Times New Roman" w:hAnsi="Times New Roman" w:cs="Times New Roman"/>
+          <w:sz w:val="28"/>
+          <w:szCs w:val="28"/>
+        </w:rPr>
+        <w:t>т</w:t>
+      </w:r>
+      <w:r>
+        <w:rPr>
+          <w:rFonts w:ascii="Times New Roman" w:hAnsi="Times New Roman" w:cs="Times New Roman"/>
+          <w:sz w:val="28"/>
+          <w:szCs w:val="28"/>
+        </w:rPr>
         <w:t>естовые сценарии, которые имитируют реальные условия использования, включая подключение, отключение и переподключение клиентов, а также публикацию и подписку на различные топики.</w:t>
       </w:r>
-    </w:p>
-    <w:p>
-      <w:pPr>
-        <w:spacing w:line="259" w:lineRule="auto"/>
-        <w:rPr>
-          <w:rFonts w:ascii="Times New Roman" w:eastAsiaTheme="minorHAnsi" w:hAnsi="Times New Roman" w:cs="Times New Roman"/>
-          <w:color w:val="FF0000"/>
-          <w:sz w:val="28"/>
-          <w:szCs w:val="28"/>
-        </w:rPr>
-      </w:pPr>
       <w:r>
         <w:rPr>
           <w:rFonts w:ascii="Times New Roman" w:hAnsi="Times New Roman" w:cs="Times New Roman"/>
@@ -5189,7 +5564,15 @@
           <w:sz w:val="28"/>
           <w:szCs w:val="28"/>
         </w:rPr>
-        <w:t>Богатая стандартная библиотека: C# предоставляет обширный набор библиотек, которые упрощают работу с данными и устройствами</w:t>
+        <w:t>б</w:t>
+      </w:r>
+      <w:r>
+        <w:rPr>
+          <w:rFonts w:ascii="Times New Roman" w:hAnsi="Times New Roman" w:cs="Times New Roman"/>
+          <w:sz w:val="28"/>
+          <w:szCs w:val="28"/>
+        </w:rPr>
+        <w:t>огатая стандартная библиотека: C# предоставляет обширный набор библиотек, которые упрощают работу с данными и устройствами</w:t>
       </w:r>
       <w:r>
         <w:rPr>
@@ -5222,7 +5605,15 @@
           <w:sz w:val="28"/>
           <w:szCs w:val="28"/>
         </w:rPr>
-        <w:t xml:space="preserve">Сильная типизация: </w:t>
+        <w:t>с</w:t>
+      </w:r>
+      <w:r>
+        <w:rPr>
+          <w:rFonts w:ascii="Times New Roman" w:hAnsi="Times New Roman" w:cs="Times New Roman"/>
+          <w:sz w:val="28"/>
+          <w:szCs w:val="28"/>
+        </w:rPr>
+        <w:t xml:space="preserve">ильная типизация: </w:t>
       </w:r>
       <w:r>
         <w:rPr>
@@ -5271,7 +5662,15 @@
           <w:sz w:val="28"/>
           <w:szCs w:val="28"/>
         </w:rPr>
-        <w:t xml:space="preserve">Поддержка асинхронного программирования: </w:t>
+        <w:t>п</w:t>
+      </w:r>
+      <w:r>
+        <w:rPr>
+          <w:rFonts w:ascii="Times New Roman" w:hAnsi="Times New Roman" w:cs="Times New Roman"/>
+          <w:sz w:val="28"/>
+          <w:szCs w:val="28"/>
+        </w:rPr>
+        <w:t xml:space="preserve">оддержка асинхронного программирования: </w:t>
       </w:r>
       <w:r>
         <w:rPr>
@@ -5320,7 +5719,15 @@
           <w:sz w:val="28"/>
           <w:szCs w:val="28"/>
         </w:rPr>
-        <w:t xml:space="preserve">Интеграция с .NET: </w:t>
+        <w:t>и</w:t>
+      </w:r>
+      <w:r>
+        <w:rPr>
+          <w:rFonts w:ascii="Times New Roman" w:hAnsi="Times New Roman" w:cs="Times New Roman"/>
+          <w:sz w:val="28"/>
+          <w:szCs w:val="28"/>
+        </w:rPr>
+        <w:t xml:space="preserve">нтеграция с .NET: </w:t>
       </w:r>
       <w:r>
         <w:rPr>
@@ -5342,6 +5749,7 @@
     <w:p>
       <w:pPr>
         <w:spacing w:after="0" w:line="360" w:lineRule="auto"/>
+        <w:ind w:firstLine="708"/>
         <w:jc w:val="both"/>
         <w:rPr>
           <w:rFonts w:ascii="Times New Roman" w:hAnsi="Times New Roman" w:cs="Times New Roman"/>
@@ -5355,22 +5763,6 @@
           <w:sz w:val="28"/>
           <w:szCs w:val="28"/>
         </w:rPr>
-        <w:t xml:space="preserve"> </w:t>
-      </w:r>
-      <w:r>
-        <w:rPr>
-          <w:rFonts w:ascii="Times New Roman" w:hAnsi="Times New Roman" w:cs="Times New Roman"/>
-          <w:sz w:val="28"/>
-          <w:szCs w:val="28"/>
-        </w:rPr>
-        <w:tab/>
-      </w:r>
-      <w:r>
-        <w:rPr>
-          <w:rFonts w:ascii="Times New Roman" w:hAnsi="Times New Roman" w:cs="Times New Roman"/>
-          <w:sz w:val="28"/>
-          <w:szCs w:val="28"/>
-        </w:rPr>
         <w:t xml:space="preserve">Выбор </w:t>
       </w:r>
       <w:r>
@@ -5378,17 +5770,8 @@
           <w:rFonts w:ascii="Times New Roman" w:hAnsi="Times New Roman" w:cs="Times New Roman"/>
           <w:sz w:val="28"/>
           <w:szCs w:val="28"/>
-          <w:lang w:val="en-US"/>
-        </w:rPr>
-        <w:t>MQTT</w:t>
-      </w:r>
-      <w:r>
-        <w:rPr>
-          <w:rFonts w:ascii="Times New Roman" w:hAnsi="Times New Roman" w:cs="Times New Roman"/>
-          <w:sz w:val="28"/>
-          <w:szCs w:val="28"/>
-        </w:rPr>
-        <w:t xml:space="preserve"> </w:t>
+        </w:rPr>
+        <w:t xml:space="preserve">MQTT </w:t>
       </w:r>
       <w:r>
         <w:rPr>
@@ -5445,7 +5828,15 @@
           <w:sz w:val="28"/>
           <w:szCs w:val="28"/>
         </w:rPr>
-        <w:t>Легковесный протокол: MQTT требует минимального количества данных для передачи, что делает его идеальным для сетей с ограниченной пропускной способностью</w:t>
+        <w:t>л</w:t>
+      </w:r>
+      <w:r>
+        <w:rPr>
+          <w:rFonts w:ascii="Times New Roman" w:hAnsi="Times New Roman" w:cs="Times New Roman"/>
+          <w:sz w:val="28"/>
+          <w:szCs w:val="28"/>
+        </w:rPr>
+        <w:t>егковесный протокол: MQTT требует минимального количества данных для передачи, что делает его идеальным для сетей с ограниченной пропускной способностью</w:t>
       </w:r>
       <w:r>
         <w:rPr>
@@ -5478,7 +5869,15 @@
           <w:sz w:val="28"/>
           <w:szCs w:val="28"/>
         </w:rPr>
-        <w:t>Надежная доставка сообщений: MQTT поддерживает различные уровни качества обслуживания (QoS), обеспечивая доставку сообщений даже в условиях нестабильного соединения</w:t>
+        <w:t>н</w:t>
+      </w:r>
+      <w:r>
+        <w:rPr>
+          <w:rFonts w:ascii="Times New Roman" w:hAnsi="Times New Roman" w:cs="Times New Roman"/>
+          <w:sz w:val="28"/>
+          <w:szCs w:val="28"/>
+        </w:rPr>
+        <w:t>адежная доставка сообщений: MQTT поддерживает различные уровни качества обслуживания (QoS), обеспечивая доставку сообщений даже в условиях нестабильного соединения</w:t>
       </w:r>
       <w:r>
         <w:rPr>
@@ -5511,7 +5910,15 @@
           <w:sz w:val="28"/>
           <w:szCs w:val="28"/>
         </w:rPr>
-        <w:t xml:space="preserve">Поддержка топиков: </w:t>
+        <w:t>п</w:t>
+      </w:r>
+      <w:r>
+        <w:rPr>
+          <w:rFonts w:ascii="Times New Roman" w:hAnsi="Times New Roman" w:cs="Times New Roman"/>
+          <w:sz w:val="28"/>
+          <w:szCs w:val="28"/>
+        </w:rPr>
+        <w:t xml:space="preserve">оддержка топиков: </w:t>
       </w:r>
       <w:r>
         <w:rPr>
@@ -5560,7 +5967,15 @@
           <w:sz w:val="28"/>
           <w:szCs w:val="28"/>
         </w:rPr>
-        <w:t>Масштабируемость: MQTT хорошо масштабируется, что позволяет легко добавлять новые устройства и датчики в систему</w:t>
+        <w:t>м</w:t>
+      </w:r>
+      <w:r>
+        <w:rPr>
+          <w:rFonts w:ascii="Times New Roman" w:hAnsi="Times New Roman" w:cs="Times New Roman"/>
+          <w:sz w:val="28"/>
+          <w:szCs w:val="28"/>
+        </w:rPr>
+        <w:t>асштабируемость: MQTT хорошо масштабируется, что позволяет легко добавлять новые устройства и датчики в систему</w:t>
       </w:r>
       <w:r>
         <w:rPr>
@@ -5593,7 +6008,15 @@
           <w:sz w:val="28"/>
           <w:szCs w:val="28"/>
         </w:rPr>
-        <w:t xml:space="preserve">Гибкая настройка: </w:t>
+        <w:t>г</w:t>
+      </w:r>
+      <w:r>
+        <w:rPr>
+          <w:rFonts w:ascii="Times New Roman" w:hAnsi="Times New Roman" w:cs="Times New Roman"/>
+          <w:sz w:val="28"/>
+          <w:szCs w:val="28"/>
+        </w:rPr>
+        <w:t xml:space="preserve">ибкая настройка: </w:t>
       </w:r>
       <w:r>
         <w:rPr>
@@ -5715,7 +6138,15 @@
           <w:sz w:val="28"/>
           <w:szCs w:val="28"/>
         </w:rPr>
-        <w:t>Программа-ресивер и программа-эмулятор подключаются к брокеру сообщений</w:t>
+        <w:t>п</w:t>
+      </w:r>
+      <w:r>
+        <w:rPr>
+          <w:rFonts w:ascii="Times New Roman" w:hAnsi="Times New Roman" w:cs="Times New Roman"/>
+          <w:sz w:val="28"/>
+          <w:szCs w:val="28"/>
+        </w:rPr>
+        <w:t>рограмма-ресивер и программа-эмулятор подключаются к брокеру сообщений</w:t>
       </w:r>
       <w:r>
         <w:rPr>
@@ -5747,7 +6178,15 @@
           <w:sz w:val="28"/>
           <w:szCs w:val="28"/>
         </w:rPr>
-        <w:t>Программа-ресивер подписывается на получение всех сообщений с параметром QoS 1</w:t>
+        <w:t>п</w:t>
+      </w:r>
+      <w:r>
+        <w:rPr>
+          <w:rFonts w:ascii="Times New Roman" w:hAnsi="Times New Roman" w:cs="Times New Roman"/>
+          <w:sz w:val="28"/>
+          <w:szCs w:val="28"/>
+        </w:rPr>
+        <w:t>рограмма-ресивер подписывается на получение всех сообщений с параметром QoS 1</w:t>
       </w:r>
       <w:r>
         <w:rPr>
@@ -5779,7 +6218,15 @@
           <w:sz w:val="28"/>
           <w:szCs w:val="28"/>
         </w:rPr>
-        <w:t>Программа-ресивер загружает из базы данных справочник модулей</w:t>
+        <w:t>п</w:t>
+      </w:r>
+      <w:r>
+        <w:rPr>
+          <w:rFonts w:ascii="Times New Roman" w:hAnsi="Times New Roman" w:cs="Times New Roman"/>
+          <w:sz w:val="28"/>
+          <w:szCs w:val="28"/>
+        </w:rPr>
+        <w:t>рограмма-ресивер загружает из базы данных справочник модулей</w:t>
       </w:r>
       <w:r>
         <w:rPr>
@@ -5811,7 +6258,15 @@
           <w:sz w:val="28"/>
           <w:szCs w:val="28"/>
         </w:rPr>
-        <w:t>Программа-эмулятор генерирует очередное значение случайной нормально распределенной величины</w:t>
+        <w:t>п</w:t>
+      </w:r>
+      <w:r>
+        <w:rPr>
+          <w:rFonts w:ascii="Times New Roman" w:hAnsi="Times New Roman" w:cs="Times New Roman"/>
+          <w:sz w:val="28"/>
+          <w:szCs w:val="28"/>
+        </w:rPr>
+        <w:t>рограмма-эмулятор генерирует очередное значение случайной нормально распределенной величины</w:t>
       </w:r>
       <w:r>
         <w:rPr>
@@ -5843,7 +6298,15 @@
           <w:sz w:val="28"/>
           <w:szCs w:val="28"/>
         </w:rPr>
-        <w:t>Программа-эмулятор отправляет сообщение со сгенерированной величиной в один из заданных топиков с параметром QoS 1</w:t>
+        <w:t>п</w:t>
+      </w:r>
+      <w:r>
+        <w:rPr>
+          <w:rFonts w:ascii="Times New Roman" w:hAnsi="Times New Roman" w:cs="Times New Roman"/>
+          <w:sz w:val="28"/>
+          <w:szCs w:val="28"/>
+        </w:rPr>
+        <w:t>рограмма-эмулятор отправляет сообщение со сгенерированной величиной в один из заданных топиков с параметром QoS 1</w:t>
       </w:r>
       <w:r>
         <w:rPr>
@@ -5875,7 +6338,15 @@
           <w:sz w:val="28"/>
           <w:szCs w:val="28"/>
         </w:rPr>
-        <w:t>Брокер получает сообщение и отправляет его всем клиентам подписанным на указанный топик с QoS &lt;=1</w:t>
+        <w:t>б</w:t>
+      </w:r>
+      <w:r>
+        <w:rPr>
+          <w:rFonts w:ascii="Times New Roman" w:hAnsi="Times New Roman" w:cs="Times New Roman"/>
+          <w:sz w:val="28"/>
+          <w:szCs w:val="28"/>
+        </w:rPr>
+        <w:t>рокер получает сообщение и отправляет его всем клиентам подписанным на указанный топик с QoS &lt;=1</w:t>
       </w:r>
       <w:r>
         <w:rPr>
@@ -5907,7 +6378,15 @@
           <w:sz w:val="28"/>
           <w:szCs w:val="28"/>
         </w:rPr>
-        <w:t>Программа-ресивер получает сообщение от брокера</w:t>
+        <w:t>п</w:t>
+      </w:r>
+      <w:r>
+        <w:rPr>
+          <w:rFonts w:ascii="Times New Roman" w:hAnsi="Times New Roman" w:cs="Times New Roman"/>
+          <w:sz w:val="28"/>
+          <w:szCs w:val="28"/>
+        </w:rPr>
+        <w:t>рограмма-ресивер получает сообщение от брокера</w:t>
       </w:r>
       <w:r>
         <w:rPr>
@@ -5939,7 +6418,15 @@
           <w:sz w:val="28"/>
           <w:szCs w:val="28"/>
         </w:rPr>
-        <w:t>Программа-ресивер ищет в справочнике модулей совпадение по топику сообщения</w:t>
+        <w:t>п</w:t>
+      </w:r>
+      <w:r>
+        <w:rPr>
+          <w:rFonts w:ascii="Times New Roman" w:hAnsi="Times New Roman" w:cs="Times New Roman"/>
+          <w:sz w:val="28"/>
+          <w:szCs w:val="28"/>
+        </w:rPr>
+        <w:t>рограмма-ресивер ищет в справочнике модулей совпадение по топику сообщения</w:t>
       </w:r>
       <w:r>
         <w:rPr>
@@ -5971,7 +6458,15 @@
           <w:sz w:val="28"/>
           <w:szCs w:val="28"/>
         </w:rPr>
-        <w:t xml:space="preserve">Альтернативы в зависимости от </w:t>
+        <w:t>а</w:t>
+      </w:r>
+      <w:r>
+        <w:rPr>
+          <w:rFonts w:ascii="Times New Roman" w:hAnsi="Times New Roman" w:cs="Times New Roman"/>
+          <w:sz w:val="28"/>
+          <w:szCs w:val="28"/>
+        </w:rPr>
+        <w:t xml:space="preserve">льтернативы в зависимости от </w:t>
       </w:r>
       <w:r>
         <w:rPr>
@@ -6011,7 +6506,15 @@
           <w:sz w:val="28"/>
           <w:szCs w:val="28"/>
         </w:rPr>
-        <w:t>Совпадение найдено:</w:t>
+        <w:t>с</w:t>
+      </w:r>
+      <w:r>
+        <w:rPr>
+          <w:rFonts w:ascii="Times New Roman" w:hAnsi="Times New Roman" w:cs="Times New Roman"/>
+          <w:sz w:val="28"/>
+          <w:szCs w:val="28"/>
+        </w:rPr>
+        <w:t>овпадение найдено:</w:t>
       </w:r>
     </w:p>
     <w:p>
@@ -6067,7 +6570,15 @@
           <w:sz w:val="28"/>
           <w:szCs w:val="28"/>
         </w:rPr>
-        <w:t>Для каждого из значений создается новый объект с датой и показаниями датчика</w:t>
+        <w:t>д</w:t>
+      </w:r>
+      <w:r>
+        <w:rPr>
+          <w:rFonts w:ascii="Times New Roman" w:hAnsi="Times New Roman" w:cs="Times New Roman"/>
+          <w:sz w:val="28"/>
+          <w:szCs w:val="28"/>
+        </w:rPr>
+        <w:t>ля каждого из значений создается новый объект с датой и показаниями датчика</w:t>
       </w:r>
       <w:r>
         <w:rPr>
@@ -6099,7 +6610,15 @@
           <w:sz w:val="28"/>
           <w:szCs w:val="28"/>
         </w:rPr>
-        <w:t>Каждый созданный объект помещается добавляется в массив</w:t>
+        <w:t>к</w:t>
+      </w:r>
+      <w:r>
+        <w:rPr>
+          <w:rFonts w:ascii="Times New Roman" w:hAnsi="Times New Roman" w:cs="Times New Roman"/>
+          <w:sz w:val="28"/>
+          <w:szCs w:val="28"/>
+        </w:rPr>
+        <w:t>аждый созданный объект помещается добавляется в массив</w:t>
       </w:r>
       <w:r>
         <w:rPr>
@@ -6132,7 +6651,15 @@
           <w:szCs w:val="28"/>
         </w:rPr>
         <w:lastRenderedPageBreak/>
-        <w:t>Все объекты из массива сохраняются в базу данных</w:t>
+        <w:t>в</w:t>
+      </w:r>
+      <w:r>
+        <w:rPr>
+          <w:rFonts w:ascii="Times New Roman" w:hAnsi="Times New Roman" w:cs="Times New Roman"/>
+          <w:sz w:val="28"/>
+          <w:szCs w:val="28"/>
+        </w:rPr>
+        <w:t>се объекты из массива сохраняются в базу данных</w:t>
       </w:r>
       <w:r>
         <w:rPr>
@@ -6164,7 +6691,15 @@
           <w:sz w:val="28"/>
           <w:szCs w:val="28"/>
         </w:rPr>
-        <w:t>Алгоритм завершает работу.</w:t>
+        <w:t>а</w:t>
+      </w:r>
+      <w:r>
+        <w:rPr>
+          <w:rFonts w:ascii="Times New Roman" w:hAnsi="Times New Roman" w:cs="Times New Roman"/>
+          <w:sz w:val="28"/>
+          <w:szCs w:val="28"/>
+        </w:rPr>
+        <w:t>лгоритм завершает работу.</w:t>
       </w:r>
     </w:p>
     <w:p>
@@ -6187,9 +6722,8 @@
           <w:rFonts w:ascii="Times New Roman" w:hAnsi="Times New Roman" w:cs="Times New Roman"/>
           <w:sz w:val="28"/>
           <w:szCs w:val="28"/>
-          <w:lang w:val="en-US"/>
-        </w:rPr>
-        <w:t>C</w:t>
+        </w:rPr>
+        <w:t>с</w:t>
       </w:r>
       <w:r>
         <w:rPr>
@@ -6230,7 +6764,15 @@
           <w:sz w:val="28"/>
           <w:szCs w:val="28"/>
         </w:rPr>
-        <w:t>Алгоритм завершает работу.</w:t>
+        <w:t>а</w:t>
+      </w:r>
+      <w:r>
+        <w:rPr>
+          <w:rFonts w:ascii="Times New Roman" w:hAnsi="Times New Roman" w:cs="Times New Roman"/>
+          <w:sz w:val="28"/>
+          <w:szCs w:val="28"/>
+        </w:rPr>
+        <w:t>лгоритм завершает работу.</w:t>
       </w:r>
     </w:p>
     <w:p>
@@ -6270,15 +6812,7 @@
           <w:sz w:val="28"/>
           <w:szCs w:val="28"/>
         </w:rPr>
-        <w:t xml:space="preserve"> </w:t>
-      </w:r>
-      <w:r>
-        <w:rPr>
-          <w:rFonts w:ascii="Times New Roman" w:hAnsi="Times New Roman" w:cs="Times New Roman"/>
-          <w:sz w:val="28"/>
-          <w:szCs w:val="28"/>
-        </w:rPr>
-        <w:t xml:space="preserve">и </w:t>
+        <w:t xml:space="preserve"> и </w:t>
       </w:r>
       <w:r>
         <w:rPr>
@@ -6326,7 +6860,15 @@
           <w:sz w:val="28"/>
           <w:szCs w:val="28"/>
         </w:rPr>
-        <w:t>Создать новый экземлпяр модуля с помощью запроса в базу данных. Запрос должен включать название, описание, путь к топику с данными и дату создания модуля.</w:t>
+        <w:t>с</w:t>
+      </w:r>
+      <w:r>
+        <w:rPr>
+          <w:rFonts w:ascii="Times New Roman" w:hAnsi="Times New Roman" w:cs="Times New Roman"/>
+          <w:sz w:val="28"/>
+          <w:szCs w:val="28"/>
+        </w:rPr>
+        <w:t>оздать новый экземлпяр модуля с помощью запроса в базу данных. Запрос должен включать название, описание, путь к топику с данными и дату создания модуля.</w:t>
       </w:r>
       <w:r>
         <w:rPr>
@@ -6448,7 +6990,15 @@
           <w:sz w:val="28"/>
           <w:szCs w:val="28"/>
         </w:rPr>
-        <w:t>В конфигурацию эмулятора добавить новую запись с указанием пути к топику с данными</w:t>
+        <w:t>в</w:t>
+      </w:r>
+      <w:r>
+        <w:rPr>
+          <w:rFonts w:ascii="Times New Roman" w:hAnsi="Times New Roman" w:cs="Times New Roman"/>
+          <w:sz w:val="28"/>
+          <w:szCs w:val="28"/>
+        </w:rPr>
+        <w:t xml:space="preserve"> конфигурацию эмулятора добавить новую запись с указанием пути к топику с данными</w:t>
       </w:r>
       <w:r>
         <w:rPr>
@@ -6480,7 +7030,23 @@
           <w:sz w:val="28"/>
           <w:szCs w:val="28"/>
         </w:rPr>
-        <w:t xml:space="preserve">Создать новый экземпляр датчика с помощью запроса в базу данных. Запрос должен включать идентификатор модуля, </w:t>
+        <w:t>с</w:t>
+      </w:r>
+      <w:r>
+        <w:rPr>
+          <w:rFonts w:ascii="Times New Roman" w:hAnsi="Times New Roman" w:cs="Times New Roman"/>
+          <w:sz w:val="28"/>
+          <w:szCs w:val="28"/>
+        </w:rPr>
+        <w:t>оздать новый экземпляр датчика с помощью запроса в базу данных. Запрос</w:t>
+      </w:r>
+      <w:r>
+        <w:rPr>
+          <w:rFonts w:ascii="Times New Roman" w:hAnsi="Times New Roman" w:cs="Times New Roman"/>
+          <w:sz w:val="28"/>
+          <w:szCs w:val="28"/>
+        </w:rPr>
+        <w:t xml:space="preserve"> должен включать идентификатор модуля, </w:t>
       </w:r>
       <w:r>
         <w:rPr>
@@ -6585,7 +7151,15 @@
           <w:sz w:val="28"/>
           <w:szCs w:val="28"/>
         </w:rPr>
-        <w:t>Сгенерировать два случайных числа u1 и u2 на интервале (0, 1]</w:t>
+        <w:t>с</w:t>
+      </w:r>
+      <w:r>
+        <w:rPr>
+          <w:rFonts w:ascii="Times New Roman" w:hAnsi="Times New Roman" w:cs="Times New Roman"/>
+          <w:sz w:val="28"/>
+          <w:szCs w:val="28"/>
+        </w:rPr>
+        <w:t>генерировать два случайных числа u1 и u2 на интервале (0, 1]</w:t>
       </w:r>
       <w:r>
         <w:rPr>
@@ -6617,7 +7191,15 @@
           <w:sz w:val="28"/>
           <w:szCs w:val="28"/>
         </w:rPr>
-        <w:t>Вычислить очередное значение случайной величины на интервале (0, 1] по формуле преобразования Бокса</w:t>
+        <w:t>в</w:t>
+      </w:r>
+      <w:r>
+        <w:rPr>
+          <w:rFonts w:ascii="Times New Roman" w:hAnsi="Times New Roman" w:cs="Times New Roman"/>
+          <w:sz w:val="28"/>
+          <w:szCs w:val="28"/>
+        </w:rPr>
+        <w:t>ычислить очередное значение случайной величины на интервале (0, 1] по формуле преобразования Бокса</w:t>
       </w:r>
       <w:r>
         <w:rPr>
@@ -6919,7 +7501,15 @@
           <w:sz w:val="28"/>
           <w:szCs w:val="28"/>
         </w:rPr>
-        <w:t>Преобразовать полученное значение случайной величины</w:t>
+        <w:t>п</w:t>
+      </w:r>
+      <w:r>
+        <w:rPr>
+          <w:rFonts w:ascii="Times New Roman" w:hAnsi="Times New Roman" w:cs="Times New Roman"/>
+          <w:sz w:val="28"/>
+          <w:szCs w:val="28"/>
+        </w:rPr>
+        <w:t>реобразовать полученное значение случайной величины</w:t>
       </w:r>
       <w:r>
         <w:rPr>
@@ -7100,7 +7690,15 @@
           <w:sz w:val="28"/>
           <w:szCs w:val="28"/>
         </w:rPr>
-        <w:t>Логирование</w:t>
+        <w:t>л</w:t>
+      </w:r>
+      <w:r>
+        <w:rPr>
+          <w:rFonts w:ascii="Times New Roman" w:hAnsi="Times New Roman" w:cs="Times New Roman"/>
+          <w:sz w:val="28"/>
+          <w:szCs w:val="28"/>
+        </w:rPr>
+        <w:t>огирование</w:t>
       </w:r>
       <w:r>
         <w:rPr>
@@ -7134,7 +7732,15 @@
           <w:sz w:val="28"/>
           <w:szCs w:val="28"/>
         </w:rPr>
-        <w:t>Проверка соединения с помощью команды ping</w:t>
+        <w:t>п</w:t>
+      </w:r>
+      <w:r>
+        <w:rPr>
+          <w:rFonts w:ascii="Times New Roman" w:hAnsi="Times New Roman" w:cs="Times New Roman"/>
+          <w:sz w:val="28"/>
+          <w:szCs w:val="28"/>
+        </w:rPr>
+        <w:t>роверка соединения с помощью команды ping</w:t>
       </w:r>
       <w:r>
         <w:rPr>
@@ -7167,7 +7773,15 @@
           <w:sz w:val="28"/>
           <w:szCs w:val="28"/>
         </w:rPr>
-        <w:t>Подключение к брокеру через отдельное приложение</w:t>
+        <w:t>п</w:t>
+      </w:r>
+      <w:r>
+        <w:rPr>
+          <w:rFonts w:ascii="Times New Roman" w:hAnsi="Times New Roman" w:cs="Times New Roman"/>
+          <w:sz w:val="28"/>
+          <w:szCs w:val="28"/>
+        </w:rPr>
+        <w:t>одключение к брокеру через отдельное приложение</w:t>
       </w:r>
       <w:r>
         <w:rPr>
@@ -7216,7 +7830,15 @@
           <w:sz w:val="28"/>
           <w:szCs w:val="28"/>
         </w:rPr>
-        <w:t>Тестирование сценариев</w:t>
+        <w:t>т</w:t>
+      </w:r>
+      <w:r>
+        <w:rPr>
+          <w:rFonts w:ascii="Times New Roman" w:hAnsi="Times New Roman" w:cs="Times New Roman"/>
+          <w:sz w:val="28"/>
+          <w:szCs w:val="28"/>
+        </w:rPr>
+        <w:t>естирование сценариев</w:t>
       </w:r>
       <w:r>
         <w:rPr>
@@ -7341,7 +7963,7 @@
     <w:p>
       <w:pPr>
         <w:spacing w:after="0" w:line="360" w:lineRule="auto"/>
-        <w:ind w:firstLine="360"/>
+        <w:ind w:firstLine="708"/>
         <w:jc w:val="both"/>
         <w:rPr>
           <w:rFonts w:ascii="Times New Roman" w:hAnsi="Times New Roman" w:cs="Times New Roman"/>
@@ -7406,91 +8028,85 @@
       <w:bookmarkStart w:id="36" w:name="_Toc170870956"/>
       <w:r>
         <w:lastRenderedPageBreak/>
-        <w:t>Описание контрольных примеров для проведения экспериментов по верификации программного обеспечения и анализ полученных результатов</w:t>
+        <w:t xml:space="preserve">Описание контрольных примеров для проведения экспериментов по </w:t>
+      </w:r>
+      <w:r>
+        <w:t>верификации программного обеспечения и анализ полученных результатов</w:t>
       </w:r>
       <w:bookmarkEnd w:id="36"/>
     </w:p>
     <w:p>
       <w:pPr>
-        <w:spacing w:line="360" w:lineRule="auto"/>
-        <w:ind w:left="360" w:firstLine="348"/>
+        <w:spacing w:after="0" w:line="360" w:lineRule="auto"/>
+        <w:ind w:firstLine="708"/>
         <w:jc w:val="both"/>
         <w:rPr>
-          <w:rFonts w:ascii="Times New Roman" w:eastAsia="Times New Roman" w:hAnsi="Times New Roman" w:cs="Times New Roman"/>
-          <w:sz w:val="28"/>
-          <w:szCs w:val="24"/>
-          <w:lang w:eastAsia="ru-RU"/>
-        </w:rPr>
-      </w:pPr>
-      <w:r>
-        <w:rPr>
-          <w:rFonts w:ascii="Times New Roman" w:eastAsia="Times New Roman" w:hAnsi="Times New Roman" w:cs="Times New Roman"/>
-          <w:sz w:val="28"/>
-          <w:szCs w:val="24"/>
-          <w:lang w:eastAsia="ru-RU"/>
+          <w:rFonts w:ascii="Times New Roman" w:hAnsi="Times New Roman" w:cs="Times New Roman"/>
+          <w:sz w:val="28"/>
+          <w:szCs w:val="28"/>
+        </w:rPr>
+      </w:pPr>
+      <w:r>
+        <w:rPr>
+          <w:rFonts w:ascii="Times New Roman" w:hAnsi="Times New Roman" w:cs="Times New Roman"/>
+          <w:sz w:val="28"/>
+          <w:szCs w:val="28"/>
         </w:rPr>
         <w:t>Запускаем брокер в режиме детального логирования в консоль.</w:t>
       </w:r>
       <w:r>
         <w:rPr>
-          <w:rFonts w:ascii="Times New Roman" w:eastAsia="Times New Roman" w:hAnsi="Times New Roman" w:cs="Times New Roman"/>
-          <w:sz w:val="28"/>
-          <w:szCs w:val="24"/>
-          <w:lang w:eastAsia="ru-RU"/>
+          <w:rFonts w:ascii="Times New Roman" w:hAnsi="Times New Roman" w:cs="Times New Roman"/>
+          <w:sz w:val="28"/>
+          <w:szCs w:val="28"/>
+        </w:rPr>
+        <w:t xml:space="preserve"> Файл конфигурации настраивается согласно документации</w:t>
+      </w:r>
+      <w:r>
+        <w:rPr>
+          <w:rFonts w:ascii="Times New Roman" w:hAnsi="Times New Roman" w:cs="Times New Roman"/>
+          <w:sz w:val="28"/>
+          <w:szCs w:val="28"/>
         </w:rPr>
         <w:t xml:space="preserve"> </w:t>
       </w:r>
       <w:r>
         <w:rPr>
-          <w:rFonts w:ascii="Times New Roman" w:eastAsia="Times New Roman" w:hAnsi="Times New Roman" w:cs="Times New Roman"/>
-          <w:sz w:val="28"/>
-          <w:szCs w:val="24"/>
-          <w:lang w:eastAsia="ru-RU"/>
-        </w:rPr>
-        <w:t>Файл конфигурации настраивается согласно документации</w:t>
-      </w:r>
-      <w:r>
-        <w:rPr>
-          <w:rFonts w:ascii="Times New Roman" w:eastAsia="Times New Roman" w:hAnsi="Times New Roman" w:cs="Times New Roman"/>
-          <w:sz w:val="28"/>
-          <w:szCs w:val="24"/>
-          <w:lang w:eastAsia="ru-RU"/>
+          <w:rFonts w:ascii="Times New Roman" w:hAnsi="Times New Roman" w:cs="Times New Roman"/>
+          <w:sz w:val="28"/>
+          <w:szCs w:val="28"/>
+        </w:rPr>
+        <w:t>[</w:t>
+      </w:r>
+      <w:r>
+        <w:rPr>
+          <w:rFonts w:ascii="Times New Roman" w:hAnsi="Times New Roman" w:cs="Times New Roman"/>
+          <w:sz w:val="28"/>
+          <w:szCs w:val="28"/>
+        </w:rPr>
+        <w:t>3</w:t>
+      </w:r>
+      <w:r>
+        <w:rPr>
+          <w:rFonts w:ascii="Times New Roman" w:hAnsi="Times New Roman" w:cs="Times New Roman"/>
+          <w:sz w:val="28"/>
+          <w:szCs w:val="28"/>
+        </w:rPr>
+        <w:t>]</w:t>
+      </w:r>
+      <w:r>
+        <w:rPr>
+          <w:rFonts w:ascii="Times New Roman" w:hAnsi="Times New Roman" w:cs="Times New Roman"/>
+          <w:sz w:val="28"/>
+          <w:szCs w:val="28"/>
         </w:rPr>
         <w:t>.</w:t>
       </w:r>
       <w:r>
         <w:rPr>
-          <w:rFonts w:ascii="Times New Roman" w:eastAsia="Times New Roman" w:hAnsi="Times New Roman" w:cs="Times New Roman"/>
-          <w:sz w:val="28"/>
-          <w:szCs w:val="24"/>
-          <w:lang w:eastAsia="ru-RU"/>
-        </w:rPr>
-        <w:t>[</w:t>
-      </w:r>
-      <w:r>
-        <w:rPr>
-          <w:rFonts w:ascii="Times New Roman" w:eastAsia="Times New Roman" w:hAnsi="Times New Roman" w:cs="Times New Roman"/>
-          <w:sz w:val="28"/>
-          <w:szCs w:val="24"/>
-          <w:lang w:eastAsia="ru-RU"/>
-        </w:rPr>
-        <w:t>3</w:t>
-      </w:r>
-      <w:r>
-        <w:rPr>
-          <w:rFonts w:ascii="Times New Roman" w:eastAsia="Times New Roman" w:hAnsi="Times New Roman" w:cs="Times New Roman"/>
-          <w:sz w:val="28"/>
-          <w:szCs w:val="24"/>
-          <w:lang w:eastAsia="ru-RU"/>
-        </w:rPr>
-        <w:t>]</w:t>
-      </w:r>
-      <w:r>
-        <w:rPr>
-          <w:rFonts w:ascii="Times New Roman" w:eastAsia="Times New Roman" w:hAnsi="Times New Roman" w:cs="Times New Roman"/>
-          <w:sz w:val="28"/>
-          <w:szCs w:val="24"/>
-          <w:lang w:eastAsia="ru-RU"/>
+          <w:rFonts w:ascii="Times New Roman" w:hAnsi="Times New Roman" w:cs="Times New Roman"/>
+          <w:sz w:val="28"/>
+          <w:szCs w:val="28"/>
         </w:rPr>
         <w:t xml:space="preserve"> На рисунке 2 представлена консоль брокера.</w:t>
       </w:r>
@@ -7594,100 +8210,42 @@
     </w:p>
     <w:p>
       <w:pPr>
-        <w:spacing w:line="360" w:lineRule="auto"/>
-        <w:ind w:left="360" w:firstLine="348"/>
+        <w:spacing w:after="0" w:line="360" w:lineRule="auto"/>
+        <w:ind w:firstLine="708"/>
         <w:jc w:val="both"/>
         <w:rPr>
-          <w:rFonts w:ascii="Times New Roman" w:eastAsia="Times New Roman" w:hAnsi="Times New Roman" w:cs="Times New Roman"/>
-          <w:sz w:val="28"/>
-          <w:szCs w:val="24"/>
-          <w:lang w:eastAsia="ru-RU"/>
-        </w:rPr>
-      </w:pPr>
-      <w:r>
-        <w:rPr>
-          <w:rFonts w:ascii="Times New Roman" w:eastAsia="Times New Roman" w:hAnsi="Times New Roman" w:cs="Times New Roman"/>
-          <w:sz w:val="28"/>
-          <w:szCs w:val="24"/>
-          <w:lang w:eastAsia="ru-RU"/>
-        </w:rPr>
-        <w:t xml:space="preserve">Видим, что брокер прослушивает порт 51884 по протоколам </w:t>
-      </w:r>
-      <w:r>
-        <w:rPr>
-          <w:rFonts w:ascii="Times New Roman" w:eastAsia="Times New Roman" w:hAnsi="Times New Roman" w:cs="Times New Roman"/>
-          <w:sz w:val="28"/>
-          <w:szCs w:val="24"/>
-          <w:lang w:val="en-US" w:eastAsia="ru-RU"/>
-        </w:rPr>
-        <w:t>ipv</w:t>
-      </w:r>
-      <w:r>
-        <w:rPr>
-          <w:rFonts w:ascii="Times New Roman" w:eastAsia="Times New Roman" w:hAnsi="Times New Roman" w:cs="Times New Roman"/>
-          <w:sz w:val="28"/>
-          <w:szCs w:val="24"/>
-          <w:lang w:eastAsia="ru-RU"/>
-        </w:rPr>
-        <w:t xml:space="preserve">4 и </w:t>
-      </w:r>
-      <w:r>
-        <w:rPr>
-          <w:rFonts w:ascii="Times New Roman" w:eastAsia="Times New Roman" w:hAnsi="Times New Roman" w:cs="Times New Roman"/>
-          <w:sz w:val="28"/>
-          <w:szCs w:val="24"/>
-          <w:lang w:val="en-US" w:eastAsia="ru-RU"/>
-        </w:rPr>
-        <w:t>ipv</w:t>
-      </w:r>
-      <w:r>
-        <w:rPr>
-          <w:rFonts w:ascii="Times New Roman" w:eastAsia="Times New Roman" w:hAnsi="Times New Roman" w:cs="Times New Roman"/>
-          <w:sz w:val="28"/>
-          <w:szCs w:val="24"/>
-          <w:lang w:eastAsia="ru-RU"/>
-        </w:rPr>
-        <w:t>6.</w:t>
-      </w:r>
-    </w:p>
-    <w:p>
-      <w:pPr>
-        <w:spacing w:line="360" w:lineRule="auto"/>
-        <w:ind w:left="360" w:firstLine="348"/>
+          <w:rFonts w:ascii="Times New Roman" w:hAnsi="Times New Roman" w:cs="Times New Roman"/>
+          <w:sz w:val="28"/>
+          <w:szCs w:val="28"/>
+        </w:rPr>
+      </w:pPr>
+      <w:r>
+        <w:rPr>
+          <w:rFonts w:ascii="Times New Roman" w:hAnsi="Times New Roman" w:cs="Times New Roman"/>
+          <w:sz w:val="28"/>
+          <w:szCs w:val="28"/>
+        </w:rPr>
+        <w:t>Видим, что брокер прослушивает порт 51884 по протоколам ipv4 и ipv6.</w:t>
+      </w:r>
+    </w:p>
+    <w:p>
+      <w:pPr>
+        <w:spacing w:after="0" w:line="360" w:lineRule="auto"/>
+        <w:ind w:firstLine="708"/>
         <w:jc w:val="both"/>
         <w:rPr>
-          <w:rFonts w:ascii="Times New Roman" w:eastAsia="Times New Roman" w:hAnsi="Times New Roman" w:cs="Times New Roman"/>
-          <w:sz w:val="28"/>
-          <w:szCs w:val="24"/>
-          <w:lang w:eastAsia="ru-RU"/>
-        </w:rPr>
-      </w:pPr>
-      <w:r>
-        <w:rPr>
-          <w:rFonts w:ascii="Times New Roman" w:eastAsia="Times New Roman" w:hAnsi="Times New Roman" w:cs="Times New Roman"/>
-          <w:sz w:val="28"/>
-          <w:szCs w:val="24"/>
-          <w:lang w:eastAsia="ru-RU"/>
-        </w:rPr>
-        <w:t xml:space="preserve">На рисунке 3 представлен процесс проверки подключения при помощи утилиты </w:t>
-      </w:r>
-      <w:r>
-        <w:rPr>
-          <w:rFonts w:ascii="Times New Roman" w:eastAsia="Times New Roman" w:hAnsi="Times New Roman" w:cs="Times New Roman"/>
-          <w:sz w:val="28"/>
-          <w:szCs w:val="24"/>
-          <w:lang w:val="en-US" w:eastAsia="ru-RU"/>
-        </w:rPr>
-        <w:t>ping</w:t>
-      </w:r>
-      <w:r>
-        <w:rPr>
-          <w:rFonts w:ascii="Times New Roman" w:eastAsia="Times New Roman" w:hAnsi="Times New Roman" w:cs="Times New Roman"/>
-          <w:sz w:val="28"/>
-          <w:szCs w:val="24"/>
-          <w:lang w:eastAsia="ru-RU"/>
-        </w:rPr>
-        <w:t>.</w:t>
+          <w:rFonts w:ascii="Times New Roman" w:hAnsi="Times New Roman" w:cs="Times New Roman"/>
+          <w:sz w:val="28"/>
+          <w:szCs w:val="28"/>
+        </w:rPr>
+      </w:pPr>
+      <w:r>
+        <w:rPr>
+          <w:rFonts w:ascii="Times New Roman" w:hAnsi="Times New Roman" w:cs="Times New Roman"/>
+          <w:sz w:val="28"/>
+          <w:szCs w:val="28"/>
+        </w:rPr>
+        <w:t>На рисунке 3 представлен процесс проверки подключения при помощи утилиты ping.</w:t>
       </w:r>
     </w:p>
     <w:p>
@@ -7771,132 +8329,78 @@
     </w:p>
     <w:p>
       <w:pPr>
-        <w:spacing w:line="360" w:lineRule="auto"/>
-        <w:ind w:left="360" w:firstLine="348"/>
+        <w:spacing w:after="0" w:line="360" w:lineRule="auto"/>
+        <w:ind w:firstLine="708"/>
         <w:jc w:val="both"/>
         <w:rPr>
-          <w:rFonts w:ascii="Times New Roman" w:eastAsia="Times New Roman" w:hAnsi="Times New Roman" w:cs="Times New Roman"/>
-          <w:sz w:val="28"/>
-          <w:szCs w:val="24"/>
-          <w:lang w:eastAsia="ru-RU"/>
-        </w:rPr>
-      </w:pPr>
-      <w:r>
-        <w:rPr>
-          <w:rFonts w:ascii="Times New Roman" w:eastAsia="Times New Roman" w:hAnsi="Times New Roman" w:cs="Times New Roman"/>
-          <w:sz w:val="28"/>
-          <w:szCs w:val="24"/>
-          <w:lang w:eastAsia="ru-RU"/>
-        </w:rPr>
-        <w:t xml:space="preserve">Далее запустим приложение, </w:t>
-      </w:r>
-      <w:r>
-        <w:rPr>
-          <w:rFonts w:ascii="Times New Roman" w:eastAsia="Times New Roman" w:hAnsi="Times New Roman" w:cs="Times New Roman"/>
-          <w:sz w:val="28"/>
-          <w:szCs w:val="24"/>
-          <w:lang w:val="en-US" w:eastAsia="ru-RU"/>
-        </w:rPr>
-        <w:t>MQTT</w:t>
-      </w:r>
-      <w:r>
-        <w:rPr>
-          <w:rFonts w:ascii="Times New Roman" w:eastAsia="Times New Roman" w:hAnsi="Times New Roman" w:cs="Times New Roman"/>
-          <w:sz w:val="28"/>
-          <w:szCs w:val="24"/>
-          <w:lang w:eastAsia="ru-RU"/>
-        </w:rPr>
-        <w:t>-клиент, которое позволит нам подключиться к брокеру.</w:t>
-      </w:r>
-      <w:r>
-        <w:rPr>
-          <w:rFonts w:ascii="Times New Roman" w:eastAsia="Times New Roman" w:hAnsi="Times New Roman" w:cs="Times New Roman"/>
-          <w:sz w:val="28"/>
-          <w:szCs w:val="24"/>
-          <w:lang w:eastAsia="ru-RU"/>
-        </w:rPr>
-        <w:t xml:space="preserve"> Приложение и инструкция по работе взята с ним взяты из публичного репозитория.</w:t>
-      </w:r>
-      <w:r>
-        <w:rPr>
-          <w:rFonts w:ascii="Times New Roman" w:eastAsia="Times New Roman" w:hAnsi="Times New Roman" w:cs="Times New Roman"/>
-          <w:sz w:val="28"/>
-          <w:szCs w:val="24"/>
-          <w:lang w:eastAsia="ru-RU"/>
+          <w:rFonts w:ascii="Times New Roman" w:hAnsi="Times New Roman" w:cs="Times New Roman"/>
+          <w:sz w:val="28"/>
+          <w:szCs w:val="28"/>
+        </w:rPr>
+      </w:pPr>
+      <w:r>
+        <w:rPr>
+          <w:rFonts w:ascii="Times New Roman" w:hAnsi="Times New Roman" w:cs="Times New Roman"/>
+          <w:sz w:val="28"/>
+          <w:szCs w:val="28"/>
+        </w:rPr>
+        <w:t>Далее запустим приложение, MQTT-клиент, которое позволит нам подключиться к брокеру.</w:t>
+      </w:r>
+      <w:r>
+        <w:rPr>
+          <w:rFonts w:ascii="Times New Roman" w:hAnsi="Times New Roman" w:cs="Times New Roman"/>
+          <w:sz w:val="28"/>
+          <w:szCs w:val="28"/>
+        </w:rPr>
+        <w:t xml:space="preserve"> Приложение и инструкция по работе взята с ним </w:t>
+      </w:r>
+      <w:r>
+        <w:rPr>
+          <w:rFonts w:ascii="Times New Roman" w:hAnsi="Times New Roman" w:cs="Times New Roman"/>
+          <w:sz w:val="28"/>
+          <w:szCs w:val="28"/>
+        </w:rPr>
+        <w:t xml:space="preserve">взяты из публичного репозитория </w:t>
+      </w:r>
+      <w:r>
+        <w:rPr>
+          <w:rFonts w:ascii="Times New Roman" w:hAnsi="Times New Roman" w:cs="Times New Roman"/>
+          <w:sz w:val="28"/>
+          <w:szCs w:val="28"/>
         </w:rPr>
         <w:t>[</w:t>
       </w:r>
       <w:r>
         <w:rPr>
-          <w:rFonts w:ascii="Times New Roman" w:eastAsia="Times New Roman" w:hAnsi="Times New Roman" w:cs="Times New Roman"/>
-          <w:sz w:val="28"/>
-          <w:szCs w:val="24"/>
-          <w:lang w:eastAsia="ru-RU"/>
+          <w:rFonts w:ascii="Times New Roman" w:hAnsi="Times New Roman" w:cs="Times New Roman"/>
+          <w:sz w:val="28"/>
+          <w:szCs w:val="28"/>
         </w:rPr>
         <w:t>4</w:t>
       </w:r>
       <w:r>
         <w:rPr>
-          <w:rFonts w:ascii="Times New Roman" w:eastAsia="Times New Roman" w:hAnsi="Times New Roman" w:cs="Times New Roman"/>
-          <w:sz w:val="28"/>
-          <w:szCs w:val="24"/>
-          <w:lang w:eastAsia="ru-RU"/>
+          <w:rFonts w:ascii="Times New Roman" w:hAnsi="Times New Roman" w:cs="Times New Roman"/>
+          <w:sz w:val="28"/>
+          <w:szCs w:val="28"/>
         </w:rPr>
         <w:t>]</w:t>
       </w:r>
       <w:r>
         <w:rPr>
-          <w:rFonts w:ascii="Times New Roman" w:eastAsia="Times New Roman" w:hAnsi="Times New Roman" w:cs="Times New Roman"/>
-          <w:sz w:val="28"/>
-          <w:szCs w:val="24"/>
-          <w:lang w:eastAsia="ru-RU"/>
-        </w:rPr>
-        <w:t xml:space="preserve"> </w:t>
-      </w:r>
-      <w:r>
-        <w:rPr>
-          <w:rFonts w:ascii="Times New Roman" w:eastAsia="Times New Roman" w:hAnsi="Times New Roman" w:cs="Times New Roman"/>
-          <w:sz w:val="28"/>
-          <w:szCs w:val="24"/>
-          <w:lang w:eastAsia="ru-RU"/>
-        </w:rPr>
-        <w:t xml:space="preserve">На рисунке 4 представлен процесс настройки подключения к брокеру через программу </w:t>
-      </w:r>
-      <w:r>
-        <w:rPr>
-          <w:rFonts w:ascii="Times New Roman" w:eastAsia="Times New Roman" w:hAnsi="Times New Roman" w:cs="Times New Roman"/>
-          <w:sz w:val="28"/>
-          <w:szCs w:val="24"/>
-          <w:lang w:val="en-US" w:eastAsia="ru-RU"/>
-        </w:rPr>
-        <w:t>MQTT</w:t>
-      </w:r>
-      <w:r>
-        <w:rPr>
-          <w:rFonts w:ascii="Times New Roman" w:eastAsia="Times New Roman" w:hAnsi="Times New Roman" w:cs="Times New Roman"/>
-          <w:sz w:val="28"/>
-          <w:szCs w:val="24"/>
-          <w:lang w:eastAsia="ru-RU"/>
-        </w:rPr>
-        <w:t xml:space="preserve"> </w:t>
-      </w:r>
-      <w:r>
-        <w:rPr>
-          <w:rFonts w:ascii="Times New Roman" w:eastAsia="Times New Roman" w:hAnsi="Times New Roman" w:cs="Times New Roman"/>
-          <w:sz w:val="28"/>
-          <w:szCs w:val="24"/>
-          <w:lang w:val="en-US" w:eastAsia="ru-RU"/>
-        </w:rPr>
-        <w:t>Explorer</w:t>
-      </w:r>
-      <w:r>
-        <w:rPr>
-          <w:rFonts w:ascii="Times New Roman" w:eastAsia="Times New Roman" w:hAnsi="Times New Roman" w:cs="Times New Roman"/>
-          <w:sz w:val="28"/>
-          <w:szCs w:val="24"/>
-          <w:lang w:eastAsia="ru-RU"/>
+          <w:rFonts w:ascii="Times New Roman" w:hAnsi="Times New Roman" w:cs="Times New Roman"/>
+          <w:sz w:val="28"/>
+          <w:szCs w:val="28"/>
         </w:rPr>
         <w:t>.</w:t>
+      </w:r>
+      <w:r>
+        <w:rPr>
+          <w:rFonts w:ascii="Times New Roman" w:hAnsi="Times New Roman" w:cs="Times New Roman"/>
+          <w:sz w:val="28"/>
+          <w:szCs w:val="28"/>
+        </w:rPr>
+        <w:t xml:space="preserve"> На рисунке 4 представлен процесс настройки подключения к брокеру через программу MQTT Explorer.</w:t>
       </w:r>
     </w:p>
     <w:p>
@@ -7984,21 +8488,19 @@
     <w:p>
       <w:pPr>
         <w:spacing w:after="0" w:line="360" w:lineRule="auto"/>
-        <w:ind w:firstLine="360"/>
+        <w:ind w:firstLine="708"/>
         <w:jc w:val="both"/>
         <w:rPr>
-          <w:rFonts w:ascii="Times New Roman" w:eastAsia="Times New Roman" w:hAnsi="Times New Roman" w:cs="Times New Roman"/>
-          <w:sz w:val="28"/>
-          <w:szCs w:val="24"/>
-          <w:lang w:eastAsia="ru-RU"/>
-        </w:rPr>
-      </w:pPr>
-      <w:r>
-        <w:rPr>
-          <w:rFonts w:ascii="Times New Roman" w:eastAsia="Times New Roman" w:hAnsi="Times New Roman" w:cs="Times New Roman"/>
-          <w:sz w:val="28"/>
-          <w:szCs w:val="24"/>
-          <w:lang w:eastAsia="ru-RU"/>
+          <w:rFonts w:ascii="Times New Roman" w:hAnsi="Times New Roman" w:cs="Times New Roman"/>
+          <w:sz w:val="28"/>
+          <w:szCs w:val="28"/>
+        </w:rPr>
+      </w:pPr>
+      <w:r>
+        <w:rPr>
+          <w:rFonts w:ascii="Times New Roman" w:hAnsi="Times New Roman" w:cs="Times New Roman"/>
+          <w:sz w:val="28"/>
+          <w:szCs w:val="28"/>
         </w:rPr>
         <w:t>После проведения настройки клиента подключаемся к брокеру.</w:t>
       </w:r>
@@ -8006,21 +8508,19 @@
     <w:p>
       <w:pPr>
         <w:spacing w:after="0" w:line="360" w:lineRule="auto"/>
-        <w:ind w:firstLine="360"/>
+        <w:ind w:firstLine="708"/>
         <w:jc w:val="both"/>
         <w:rPr>
-          <w:rFonts w:ascii="Times New Roman" w:eastAsia="Times New Roman" w:hAnsi="Times New Roman" w:cs="Times New Roman"/>
-          <w:sz w:val="28"/>
-          <w:szCs w:val="24"/>
-          <w:lang w:eastAsia="ru-RU"/>
-        </w:rPr>
-      </w:pPr>
-      <w:r>
-        <w:rPr>
-          <w:rFonts w:ascii="Times New Roman" w:eastAsia="Times New Roman" w:hAnsi="Times New Roman" w:cs="Times New Roman"/>
-          <w:sz w:val="28"/>
-          <w:szCs w:val="24"/>
-          <w:lang w:eastAsia="ru-RU"/>
+          <w:rFonts w:ascii="Times New Roman" w:hAnsi="Times New Roman" w:cs="Times New Roman"/>
+          <w:sz w:val="28"/>
+          <w:szCs w:val="28"/>
+        </w:rPr>
+      </w:pPr>
+      <w:r>
+        <w:rPr>
+          <w:rFonts w:ascii="Times New Roman" w:hAnsi="Times New Roman" w:cs="Times New Roman"/>
+          <w:sz w:val="28"/>
+          <w:szCs w:val="28"/>
         </w:rPr>
         <w:t>На рисунке 5 наблюдаем состав всех публикуемых топиков.</w:t>
       </w:r>
@@ -8106,62 +8606,40 @@
     </w:p>
     <w:p>
       <w:pPr>
-        <w:spacing w:line="360" w:lineRule="auto"/>
-        <w:ind w:firstLine="360"/>
+        <w:spacing w:after="0" w:line="360" w:lineRule="auto"/>
+        <w:ind w:firstLine="708"/>
         <w:jc w:val="both"/>
         <w:rPr>
-          <w:rFonts w:ascii="Times New Roman" w:eastAsia="Times New Roman" w:hAnsi="Times New Roman" w:cs="Times New Roman"/>
-          <w:sz w:val="28"/>
-          <w:szCs w:val="24"/>
-          <w:lang w:eastAsia="ru-RU"/>
-        </w:rPr>
-      </w:pPr>
-      <w:r>
-        <w:rPr>
-          <w:rFonts w:ascii="Times New Roman" w:eastAsia="Times New Roman" w:hAnsi="Times New Roman" w:cs="Times New Roman"/>
-          <w:sz w:val="28"/>
-          <w:szCs w:val="24"/>
-          <w:lang w:eastAsia="ru-RU"/>
-        </w:rPr>
-        <w:t>Системные данные публикуются в дочерних узлах топика $</w:t>
-      </w:r>
-      <w:r>
-        <w:rPr>
-          <w:rFonts w:ascii="Times New Roman" w:eastAsia="Times New Roman" w:hAnsi="Times New Roman" w:cs="Times New Roman"/>
-          <w:sz w:val="28"/>
-          <w:szCs w:val="24"/>
-          <w:lang w:val="en-US" w:eastAsia="ru-RU"/>
-        </w:rPr>
-        <w:t>SYS</w:t>
-      </w:r>
-      <w:r>
-        <w:rPr>
-          <w:rFonts w:ascii="Times New Roman" w:eastAsia="Times New Roman" w:hAnsi="Times New Roman" w:cs="Times New Roman"/>
-          <w:sz w:val="28"/>
-          <w:szCs w:val="24"/>
-          <w:lang w:eastAsia="ru-RU"/>
-        </w:rPr>
-        <w:t>. Видим, что брокер активен и нет никаких ошибок.</w:t>
+          <w:rFonts w:ascii="Times New Roman" w:hAnsi="Times New Roman" w:cs="Times New Roman"/>
+          <w:sz w:val="28"/>
+          <w:szCs w:val="28"/>
+        </w:rPr>
+      </w:pPr>
+      <w:r>
+        <w:rPr>
+          <w:rFonts w:ascii="Times New Roman" w:hAnsi="Times New Roman" w:cs="Times New Roman"/>
+          <w:sz w:val="28"/>
+          <w:szCs w:val="28"/>
+        </w:rPr>
+        <w:t>Системные данные публикуются в дочерних узлах топика $SYS. Видим, что брокер активен и нет никаких ошибок.</w:t>
       </w:r>
     </w:p>
     <w:p>
       <w:pPr>
         <w:spacing w:after="0" w:line="360" w:lineRule="auto"/>
-        <w:ind w:firstLine="360"/>
+        <w:ind w:firstLine="708"/>
         <w:jc w:val="both"/>
         <w:rPr>
-          <w:rFonts w:ascii="Times New Roman" w:eastAsia="Times New Roman" w:hAnsi="Times New Roman" w:cs="Times New Roman"/>
-          <w:sz w:val="28"/>
-          <w:szCs w:val="24"/>
-          <w:lang w:eastAsia="ru-RU"/>
-        </w:rPr>
-      </w:pPr>
-      <w:r>
-        <w:rPr>
-          <w:rFonts w:ascii="Times New Roman" w:eastAsia="Times New Roman" w:hAnsi="Times New Roman" w:cs="Times New Roman"/>
-          <w:sz w:val="28"/>
-          <w:szCs w:val="24"/>
-          <w:lang w:eastAsia="ru-RU"/>
+          <w:rFonts w:ascii="Times New Roman" w:hAnsi="Times New Roman" w:cs="Times New Roman"/>
+          <w:sz w:val="28"/>
+          <w:szCs w:val="28"/>
+        </w:rPr>
+      </w:pPr>
+      <w:r>
+        <w:rPr>
+          <w:rFonts w:ascii="Times New Roman" w:hAnsi="Times New Roman" w:cs="Times New Roman"/>
+          <w:sz w:val="28"/>
+          <w:szCs w:val="28"/>
         </w:rPr>
         <w:lastRenderedPageBreak/>
         <w:t>Далее проверим следующий пользовательский сценарий:</w:t>
@@ -8174,6 +8652,8 @@
           <w:ilvl w:val="1"/>
           <w:numId w:val="21"/>
         </w:numPr>
+        <w:ind w:left="0" w:firstLine="709"/>
+        <w:outlineLvl w:val="9"/>
         <w:rPr>
           <w:rFonts w:eastAsia="Times New Roman"/>
           <w:lang w:eastAsia="ru-RU"/>
@@ -8186,7 +8666,14 @@
           <w:rFonts w:eastAsia="Times New Roman"/>
           <w:lang w:eastAsia="ru-RU"/>
         </w:rPr>
-        <w:t>Приложение-ресивер и приложение-эмулятор запускаются и подключаются к брокеру</w:t>
+        <w:t>п</w:t>
+      </w:r>
+      <w:r>
+        <w:rPr>
+          <w:rFonts w:eastAsia="Times New Roman"/>
+          <w:lang w:eastAsia="ru-RU"/>
+        </w:rPr>
+        <w:t>риложение-ресивер и приложение-эмулятор запускаются и подключаются к брокеру</w:t>
       </w:r>
       <w:r>
         <w:rPr>
@@ -8205,6 +8692,8 @@
           <w:ilvl w:val="1"/>
           <w:numId w:val="21"/>
         </w:numPr>
+        <w:ind w:left="0" w:firstLine="709"/>
+        <w:outlineLvl w:val="9"/>
         <w:rPr>
           <w:rFonts w:eastAsia="Times New Roman"/>
           <w:lang w:eastAsia="ru-RU"/>
@@ -8217,7 +8706,14 @@
           <w:rFonts w:eastAsia="Times New Roman"/>
           <w:lang w:eastAsia="ru-RU"/>
         </w:rPr>
-        <w:t xml:space="preserve">В течение 1 минуты происходит генерация значений в приложении-эмуляторе, их публикация в брокере и передача от брокера к приложению-ресиверу. </w:t>
+        <w:t>в</w:t>
+      </w:r>
+      <w:r>
+        <w:rPr>
+          <w:rFonts w:eastAsia="Times New Roman"/>
+          <w:lang w:eastAsia="ru-RU"/>
+        </w:rPr>
+        <w:t xml:space="preserve"> течение 1 минуты происходит генерация значений в приложении-эмуляторе, их публикация в брокере и передача от брокера к приложению-ресиверу. </w:t>
       </w:r>
       <w:r>
         <w:rPr>
@@ -8250,6 +8746,8 @@
           <w:ilvl w:val="1"/>
           <w:numId w:val="21"/>
         </w:numPr>
+        <w:ind w:left="0" w:firstLine="709"/>
+        <w:outlineLvl w:val="9"/>
         <w:rPr>
           <w:rFonts w:eastAsia="Times New Roman"/>
           <w:lang w:eastAsia="ru-RU"/>
@@ -8262,7 +8760,14 @@
           <w:rFonts w:eastAsia="Times New Roman"/>
           <w:lang w:eastAsia="ru-RU"/>
         </w:rPr>
-        <w:t>Приложение-эмулятор</w:t>
+        <w:t>п</w:t>
+      </w:r>
+      <w:r>
+        <w:rPr>
+          <w:rFonts w:eastAsia="Times New Roman"/>
+          <w:lang w:eastAsia="ru-RU"/>
+        </w:rPr>
+        <w:t>риложение-эмулятор</w:t>
       </w:r>
       <w:r>
         <w:rPr>
@@ -8288,6 +8793,8 @@
           <w:ilvl w:val="1"/>
           <w:numId w:val="21"/>
         </w:numPr>
+        <w:ind w:left="0" w:firstLine="709"/>
+        <w:outlineLvl w:val="9"/>
         <w:rPr>
           <w:rFonts w:eastAsia="Times New Roman"/>
           <w:lang w:eastAsia="ru-RU"/>
@@ -8300,7 +8807,14 @@
           <w:rFonts w:eastAsia="Times New Roman"/>
           <w:lang w:eastAsia="ru-RU"/>
         </w:rPr>
-        <w:t>Проверяются логи приложения-эмулятора и приложения ресивера. В них должные содержаться данные об отправке и приёме сообщений</w:t>
+        <w:t>п</w:t>
+      </w:r>
+      <w:r>
+        <w:rPr>
+          <w:rFonts w:eastAsia="Times New Roman"/>
+          <w:lang w:eastAsia="ru-RU"/>
+        </w:rPr>
+        <w:t>роверяются логи приложения-эмулятора. В них должны содержаться данные об отправке сообщений</w:t>
       </w:r>
       <w:r>
         <w:rPr>
@@ -8319,11 +8833,49 @@
           <w:ilvl w:val="1"/>
           <w:numId w:val="21"/>
         </w:numPr>
+        <w:ind w:left="0" w:firstLine="709"/>
+        <w:outlineLvl w:val="9"/>
         <w:rPr>
           <w:rFonts w:eastAsia="Times New Roman"/>
           <w:lang w:eastAsia="ru-RU"/>
         </w:rPr>
       </w:pPr>
+      <w:r>
+        <w:rPr>
+          <w:rFonts w:eastAsia="Times New Roman"/>
+          <w:lang w:eastAsia="ru-RU"/>
+        </w:rPr>
+        <w:t xml:space="preserve">проверяются логи приложения ресивера. В них должны содержаться данные </w:t>
+      </w:r>
+      <w:r>
+        <w:rPr>
+          <w:rFonts w:eastAsia="Times New Roman"/>
+          <w:lang w:eastAsia="ru-RU"/>
+        </w:rPr>
+        <w:t>о сохранении новых записей в базе данных</w:t>
+      </w:r>
+      <w:r>
+        <w:rPr>
+          <w:rFonts w:eastAsia="Times New Roman"/>
+          <w:lang w:eastAsia="ru-RU"/>
+        </w:rPr>
+        <w:t>;</w:t>
+      </w:r>
+    </w:p>
+    <w:p>
+      <w:pPr>
+        <w:pStyle w:val="a5"/>
+        <w:numPr>
+          <w:ilvl w:val="1"/>
+          <w:numId w:val="21"/>
+        </w:numPr>
+        <w:ind w:left="0" w:firstLine="709"/>
+        <w:outlineLvl w:val="9"/>
+        <w:rPr>
+          <w:rFonts w:eastAsia="Times New Roman"/>
+          <w:lang w:eastAsia="ru-RU"/>
+        </w:rPr>
+      </w:pPr>
       <w:bookmarkStart w:id="45" w:name="_Toc170867187"/>
       <w:bookmarkStart w:id="46" w:name="_Toc170870961"/>
       <w:r>
@@ -8331,7 +8883,42 @@
           <w:rFonts w:eastAsia="Times New Roman"/>
           <w:lang w:eastAsia="ru-RU"/>
         </w:rPr>
-        <w:t>Делается запрос в базу данных для проверки сохранения сообщений. Ожидается, что сообщения записаны в базу данных с интервалом.</w:t>
+        <w:t>д</w:t>
+      </w:r>
+      <w:r>
+        <w:rPr>
+          <w:rFonts w:eastAsia="Times New Roman"/>
+          <w:lang w:eastAsia="ru-RU"/>
+        </w:rPr>
+        <w:t>елается запрос в базу данных для проверки сохранения сообщений. Ожидается, что сообщения записаны в базу данных с</w:t>
+      </w:r>
+      <w:r>
+        <w:rPr>
+          <w:rFonts w:eastAsia="Times New Roman"/>
+          <w:lang w:eastAsia="ru-RU"/>
+        </w:rPr>
+        <w:t xml:space="preserve"> </w:t>
+      </w:r>
+      <w:r>
+        <w:rPr>
+          <w:rFonts w:eastAsia="Times New Roman"/>
+          <w:lang w:eastAsia="ru-RU"/>
+        </w:rPr>
+        <w:t>интервалом</w:t>
+      </w:r>
+      <w:r>
+        <w:rPr>
+          <w:rFonts w:eastAsia="Times New Roman"/>
+          <w:lang w:eastAsia="ru-RU"/>
+        </w:rPr>
+        <w:t xml:space="preserve"> в 1 секунду</w:t>
+      </w:r>
+      <w:r>
+        <w:rPr>
+          <w:rFonts w:eastAsia="Times New Roman"/>
+          <w:lang w:eastAsia="ru-RU"/>
+        </w:rPr>
+        <w:t>.</w:t>
       </w:r>
       <w:bookmarkEnd w:id="45"/>
       <w:bookmarkEnd w:id="46"/>
@@ -8339,63 +8926,60 @@
     <w:p>
       <w:pPr>
         <w:spacing w:after="0" w:line="360" w:lineRule="auto"/>
-        <w:ind w:left="360"/>
+        <w:ind w:firstLine="708"/>
         <w:jc w:val="both"/>
-        <w:rPr>
-          <w:rFonts w:ascii="Times New Roman" w:eastAsia="Times New Roman" w:hAnsi="Times New Roman" w:cs="Times New Roman"/>
-          <w:sz w:val="28"/>
+      </w:pPr>
+      <w:r>
+        <w:rPr>
+          <w:rFonts w:ascii="Times New Roman" w:hAnsi="Times New Roman" w:cs="Times New Roman"/>
+          <w:sz w:val="28"/>
+          <w:szCs w:val="28"/>
+        </w:rPr>
+        <w:t>Проверка системы по сценарию:</w:t>
+      </w:r>
+    </w:p>
+    <w:p>
+      <w:pPr>
+        <w:pStyle w:val="a5"/>
+        <w:numPr>
+          <w:ilvl w:val="0"/>
+          <w:numId w:val="33"/>
+        </w:numPr>
+        <w:ind w:left="0" w:firstLine="709"/>
+        <w:outlineLvl w:val="9"/>
+        <w:rPr>
+          <w:rFonts w:eastAsia="Times New Roman"/>
           <w:szCs w:val="24"/>
           <w:lang w:eastAsia="ru-RU"/>
         </w:rPr>
       </w:pPr>
       <w:r>
         <w:rPr>
-          <w:rFonts w:ascii="Times New Roman" w:eastAsia="Times New Roman" w:hAnsi="Times New Roman" w:cs="Times New Roman"/>
-          <w:sz w:val="28"/>
+          <w:rFonts w:eastAsia="Times New Roman"/>
           <w:szCs w:val="24"/>
           <w:lang w:eastAsia="ru-RU"/>
         </w:rPr>
-        <w:t>Проверка системы по сценарию:</w:t>
-      </w:r>
-    </w:p>
-    <w:p>
-      <w:pPr>
-        <w:pStyle w:val="a4"/>
-        <w:numPr>
-          <w:ilvl w:val="0"/>
-          <w:numId w:val="24"/>
-        </w:numPr>
-        <w:spacing w:after="0" w:line="360" w:lineRule="auto"/>
-        <w:jc w:val="both"/>
-        <w:rPr>
-          <w:rFonts w:ascii="Times New Roman" w:eastAsia="Times New Roman" w:hAnsi="Times New Roman" w:cs="Times New Roman"/>
-          <w:sz w:val="28"/>
+        <w:t>з</w:t>
+      </w:r>
+      <w:r>
+        <w:rPr>
+          <w:rFonts w:eastAsia="Times New Roman"/>
           <w:szCs w:val="24"/>
           <w:lang w:eastAsia="ru-RU"/>
         </w:rPr>
-      </w:pPr>
-      <w:r>
-        <w:rPr>
-          <w:rFonts w:ascii="Times New Roman" w:eastAsia="Times New Roman" w:hAnsi="Times New Roman" w:cs="Times New Roman"/>
-          <w:sz w:val="28"/>
+        <w:t xml:space="preserve">апускаем оба приложения. </w:t>
+      </w:r>
+      <w:r>
+        <w:rPr>
+          <w:rFonts w:eastAsia="Times New Roman"/>
           <w:szCs w:val="24"/>
           <w:lang w:eastAsia="ru-RU"/>
         </w:rPr>
-        <w:t xml:space="preserve">Запускаем оба приложения. </w:t>
-      </w:r>
-      <w:r>
-        <w:rPr>
-          <w:rFonts w:ascii="Times New Roman" w:eastAsia="Times New Roman" w:hAnsi="Times New Roman" w:cs="Times New Roman"/>
-          <w:sz w:val="28"/>
-          <w:szCs w:val="24"/>
-          <w:lang w:eastAsia="ru-RU"/>
-        </w:rPr>
         <w:t>Проверяем, что оба приложения подключились к брокеру.</w:t>
       </w:r>
       <w:r>
         <w:rPr>
-          <w:rFonts w:ascii="Times New Roman" w:eastAsia="Times New Roman" w:hAnsi="Times New Roman" w:cs="Times New Roman"/>
-          <w:sz w:val="28"/>
+          <w:rFonts w:eastAsia="Times New Roman"/>
           <w:szCs w:val="24"/>
           <w:lang w:eastAsia="ru-RU"/>
         </w:rPr>
@@ -8494,52 +9078,66 @@
     </w:p>
     <w:p>
       <w:pPr>
-        <w:pStyle w:val="a4"/>
+        <w:pStyle w:val="a5"/>
         <w:numPr>
           <w:ilvl w:val="0"/>
-          <w:numId w:val="24"/>
+          <w:numId w:val="33"/>
         </w:numPr>
-        <w:spacing w:after="0" w:line="360" w:lineRule="auto"/>
-        <w:rPr>
-          <w:rFonts w:ascii="Times New Roman" w:eastAsia="Times New Roman" w:hAnsi="Times New Roman" w:cs="Times New Roman"/>
-          <w:sz w:val="28"/>
+        <w:ind w:left="0" w:firstLine="709"/>
+        <w:outlineLvl w:val="9"/>
+        <w:rPr>
+          <w:rFonts w:eastAsia="Times New Roman"/>
           <w:szCs w:val="24"/>
           <w:lang w:eastAsia="ru-RU"/>
         </w:rPr>
       </w:pPr>
       <w:r>
         <w:rPr>
-          <w:rFonts w:ascii="Times New Roman" w:eastAsia="Times New Roman" w:hAnsi="Times New Roman" w:cs="Times New Roman"/>
-          <w:sz w:val="28"/>
+          <w:rFonts w:eastAsia="Times New Roman"/>
           <w:szCs w:val="24"/>
           <w:lang w:eastAsia="ru-RU"/>
         </w:rPr>
-        <w:t>Оставляем приложения запущенными на 1 минуту.</w:t>
-      </w:r>
-    </w:p>
-    <w:p>
-      <w:pPr>
-        <w:pStyle w:val="a4"/>
+        <w:t>о</w:t>
+      </w:r>
+      <w:r>
+        <w:rPr>
+          <w:rFonts w:eastAsia="Times New Roman"/>
+          <w:szCs w:val="24"/>
+          <w:lang w:eastAsia="ru-RU"/>
+        </w:rPr>
+        <w:t>ставляем приложения запущенными на 1 минуту.</w:t>
+      </w:r>
+    </w:p>
+    <w:p>
+      <w:pPr>
+        <w:pStyle w:val="a5"/>
         <w:numPr>
           <w:ilvl w:val="0"/>
-          <w:numId w:val="24"/>
+          <w:numId w:val="33"/>
         </w:numPr>
-        <w:spacing w:after="0" w:line="360" w:lineRule="auto"/>
-        <w:rPr>
-          <w:rFonts w:ascii="Times New Roman" w:eastAsia="Times New Roman" w:hAnsi="Times New Roman" w:cs="Times New Roman"/>
-          <w:sz w:val="28"/>
+        <w:ind w:left="0" w:firstLine="709"/>
+        <w:outlineLvl w:val="9"/>
+        <w:rPr>
+          <w:rFonts w:eastAsia="Times New Roman"/>
           <w:szCs w:val="24"/>
           <w:lang w:eastAsia="ru-RU"/>
         </w:rPr>
       </w:pPr>
       <w:r>
         <w:rPr>
-          <w:rFonts w:ascii="Times New Roman" w:eastAsia="Times New Roman" w:hAnsi="Times New Roman" w:cs="Times New Roman"/>
-          <w:sz w:val="28"/>
+          <w:rFonts w:eastAsia="Times New Roman"/>
           <w:szCs w:val="24"/>
           <w:lang w:eastAsia="ru-RU"/>
         </w:rPr>
-        <w:t>Закрываем приложение эмулятор. На рисунке 7 представлено сообщение об отключении программы-эмулятора в логе брокера;</w:t>
+        <w:t>з</w:t>
+      </w:r>
+      <w:r>
+        <w:rPr>
+          <w:rFonts w:eastAsia="Times New Roman"/>
+          <w:szCs w:val="24"/>
+          <w:lang w:eastAsia="ru-RU"/>
+        </w:rPr>
+        <w:t>акрываем приложение эмулятор. На рисунке 7 представлено сообщение об отключении программы-эмулятора в логе брокера;</w:t>
       </w:r>
     </w:p>
     <w:p>
@@ -8632,27 +9230,82 @@
     </w:p>
     <w:p>
       <w:pPr>
-        <w:pStyle w:val="a4"/>
+        <w:pStyle w:val="a5"/>
         <w:numPr>
           <w:ilvl w:val="0"/>
-          <w:numId w:val="24"/>
+          <w:numId w:val="33"/>
         </w:numPr>
-        <w:spacing w:after="0" w:line="360" w:lineRule="auto"/>
-        <w:rPr>
-          <w:rFonts w:ascii="Times New Roman" w:eastAsia="Times New Roman" w:hAnsi="Times New Roman" w:cs="Times New Roman"/>
-          <w:sz w:val="28"/>
+        <w:ind w:left="0" w:firstLine="709"/>
+        <w:outlineLvl w:val="9"/>
+        <w:rPr>
+          <w:rFonts w:eastAsia="Times New Roman"/>
           <w:szCs w:val="24"/>
           <w:lang w:eastAsia="ru-RU"/>
         </w:rPr>
       </w:pPr>
       <w:r>
         <w:rPr>
-          <w:rFonts w:ascii="Times New Roman" w:eastAsia="Times New Roman" w:hAnsi="Times New Roman" w:cs="Times New Roman"/>
-          <w:sz w:val="28"/>
+          <w:rFonts w:eastAsia="Times New Roman"/>
           <w:szCs w:val="24"/>
           <w:lang w:eastAsia="ru-RU"/>
         </w:rPr>
-        <w:t>На рисунке 8 представлен лог приложения-эмулятора в котором хранятся записи о публикации записей.</w:t>
+        <w:t>н</w:t>
+      </w:r>
+      <w:r>
+        <w:rPr>
+          <w:rFonts w:eastAsia="Times New Roman"/>
+          <w:szCs w:val="24"/>
+          <w:lang w:eastAsia="ru-RU"/>
+        </w:rPr>
+        <w:t>а рисунке 8</w:t>
+      </w:r>
+      <w:r>
+        <w:rPr>
+          <w:rFonts w:eastAsia="Times New Roman"/>
+          <w:szCs w:val="24"/>
+          <w:lang w:eastAsia="ru-RU"/>
+        </w:rPr>
+        <w:t xml:space="preserve"> </w:t>
+      </w:r>
+      <w:r>
+        <w:rPr>
+          <w:rFonts w:eastAsia="Times New Roman"/>
+          <w:szCs w:val="24"/>
+          <w:lang w:eastAsia="ru-RU"/>
+        </w:rPr>
+        <w:t>представлен лог приложения-эмулятора</w:t>
+      </w:r>
+      <w:r>
+        <w:rPr>
+          <w:rFonts w:eastAsia="Times New Roman"/>
+          <w:szCs w:val="24"/>
+          <w:lang w:eastAsia="ru-RU"/>
+        </w:rPr>
+        <w:t>,</w:t>
+      </w:r>
+      <w:r>
+        <w:rPr>
+          <w:rFonts w:eastAsia="Times New Roman"/>
+          <w:szCs w:val="24"/>
+          <w:lang w:eastAsia="ru-RU"/>
+        </w:rPr>
+        <w:t xml:space="preserve"> в котором хранятся записи о публикации </w:t>
+      </w:r>
+      <w:r>
+        <w:rPr>
+          <w:rFonts w:eastAsia="Times New Roman"/>
+          <w:szCs w:val="24"/>
+          <w:lang w:eastAsia="ru-RU"/>
+        </w:rPr>
+        <w:t>сообщений</w:t>
+      </w:r>
+      <w:r>
+        <w:rPr>
+          <w:rFonts w:eastAsia="Times New Roman"/>
+          <w:szCs w:val="24"/>
+          <w:lang w:eastAsia="ru-RU"/>
+        </w:rPr>
+        <w:t>;</w:t>
       </w:r>
     </w:p>
     <w:p>
@@ -8731,32 +9384,27 @@
     </w:p>
     <w:p>
       <w:pPr>
-        <w:spacing w:after="0" w:line="360" w:lineRule="auto"/>
-        <w:ind w:left="708" w:firstLine="708"/>
-        <w:jc w:val="both"/>
-        <w:rPr>
-          <w:rFonts w:ascii="Times New Roman" w:eastAsia="Times New Roman" w:hAnsi="Times New Roman" w:cs="Times New Roman"/>
-          <w:sz w:val="28"/>
-          <w:szCs w:val="24"/>
-          <w:lang w:eastAsia="ru-RU"/>
-        </w:rPr>
-      </w:pPr>
-      <w:r>
-        <w:rPr>
-          <w:rFonts w:ascii="Times New Roman" w:eastAsia="Times New Roman" w:hAnsi="Times New Roman" w:cs="Times New Roman"/>
-          <w:sz w:val="28"/>
-          <w:szCs w:val="24"/>
-          <w:lang w:eastAsia="ru-RU"/>
-        </w:rPr>
-        <w:t>На рисунке 9 представлен лог приложения-ресивера в котором хранятся записи о сохранении полученных значений в базу данных</w:t>
-      </w:r>
-      <w:r>
-        <w:rPr>
-          <w:rFonts w:ascii="Times New Roman" w:eastAsia="Times New Roman" w:hAnsi="Times New Roman" w:cs="Times New Roman"/>
-          <w:sz w:val="28"/>
-          <w:szCs w:val="24"/>
-          <w:lang w:eastAsia="ru-RU"/>
-        </w:rPr>
+        <w:pStyle w:val="a5"/>
+        <w:numPr>
+          <w:ilvl w:val="0"/>
+          <w:numId w:val="33"/>
+        </w:numPr>
+        <w:ind w:left="0" w:firstLine="709"/>
+        <w:outlineLvl w:val="9"/>
+      </w:pPr>
+      <w:r>
+        <w:t>н</w:t>
+      </w:r>
+      <w:r>
+        <w:t>а рисунке 9 представлен лог приложения-ресивера</w:t>
+      </w:r>
+      <w:r>
+        <w:t>,</w:t>
+      </w:r>
+      <w:r>
+        <w:t xml:space="preserve"> в котором хранятся записи о сохранении полученных значений в базу данных</w:t>
+      </w:r>
+      <w:r>
         <w:t>;</w:t>
       </w:r>
     </w:p>
@@ -8840,32 +9488,38 @@
     </w:p>
     <w:p>
       <w:pPr>
-        <w:pStyle w:val="a4"/>
+        <w:pStyle w:val="a5"/>
         <w:numPr>
           <w:ilvl w:val="0"/>
-          <w:numId w:val="24"/>
+          <w:numId w:val="33"/>
         </w:numPr>
-        <w:spacing w:after="0" w:line="360" w:lineRule="auto"/>
-        <w:rPr>
-          <w:rFonts w:ascii="Times New Roman" w:eastAsia="Times New Roman" w:hAnsi="Times New Roman" w:cs="Times New Roman"/>
-          <w:sz w:val="28"/>
+        <w:ind w:left="0" w:firstLine="709"/>
+        <w:outlineLvl w:val="9"/>
+        <w:rPr>
+          <w:rFonts w:eastAsia="Times New Roman"/>
           <w:szCs w:val="24"/>
           <w:lang w:eastAsia="ru-RU"/>
         </w:rPr>
       </w:pPr>
       <w:r>
         <w:rPr>
-          <w:rFonts w:ascii="Times New Roman" w:eastAsia="Times New Roman" w:hAnsi="Times New Roman" w:cs="Times New Roman"/>
-          <w:sz w:val="28"/>
+          <w:rFonts w:eastAsia="Times New Roman"/>
           <w:szCs w:val="24"/>
           <w:lang w:eastAsia="ru-RU"/>
         </w:rPr>
-        <w:t xml:space="preserve">На рисунке 10 представлен запрос в базу данных на языке </w:t>
-      </w:r>
-      <w:r>
-        <w:rPr>
-          <w:rFonts w:ascii="Times New Roman" w:eastAsia="Times New Roman" w:hAnsi="Times New Roman" w:cs="Times New Roman"/>
-          <w:sz w:val="28"/>
+        <w:t>н</w:t>
+      </w:r>
+      <w:r>
+        <w:rPr>
+          <w:rFonts w:eastAsia="Times New Roman"/>
+          <w:szCs w:val="24"/>
+          <w:lang w:eastAsia="ru-RU"/>
+        </w:rPr>
+        <w:t xml:space="preserve">а рисунке 10 представлен запрос в базу данных на языке </w:t>
+      </w:r>
+      <w:r>
+        <w:rPr>
+          <w:rFonts w:eastAsia="Times New Roman"/>
           <w:szCs w:val="24"/>
           <w:lang w:val="en-US" w:eastAsia="ru-RU"/>
         </w:rPr>
@@ -8873,21 +9527,11 @@
       </w:r>
       <w:r>
         <w:rPr>
-          <w:rFonts w:ascii="Times New Roman" w:eastAsia="Times New Roman" w:hAnsi="Times New Roman" w:cs="Times New Roman"/>
-          <w:sz w:val="28"/>
+          <w:rFonts w:eastAsia="Times New Roman"/>
           <w:szCs w:val="24"/>
           <w:lang w:eastAsia="ru-RU"/>
         </w:rPr>
-        <w:t xml:space="preserve"> </w:t>
-      </w:r>
-      <w:r>
-        <w:rPr>
-          <w:rFonts w:ascii="Times New Roman" w:eastAsia="Times New Roman" w:hAnsi="Times New Roman" w:cs="Times New Roman"/>
-          <w:sz w:val="28"/>
-          <w:szCs w:val="24"/>
-          <w:lang w:eastAsia="ru-RU"/>
-        </w:rPr>
-        <w:t>и результат его выполнения.</w:t>
+        <w:t xml:space="preserve"> и результат его выполнения.</w:t>
       </w:r>
     </w:p>
     <w:p>
@@ -9186,8 +9830,8 @@
     </w:p>
     <w:p>
       <w:pPr>
-        <w:spacing w:line="360" w:lineRule="auto"/>
-        <w:ind w:firstLine="567"/>
+        <w:spacing w:after="0" w:line="360" w:lineRule="auto"/>
+        <w:ind w:firstLine="708"/>
         <w:jc w:val="both"/>
         <w:rPr>
           <w:rFonts w:ascii="Times New Roman" w:hAnsi="Times New Roman" w:cs="Times New Roman"/>
@@ -24517,26 +25161,63 @@
         <w:docPartUnique/>
       </w:docPartObj>
     </w:sdtPr>
-    <w:sdtEndPr/>
+    <w:sdtEndPr>
+      <w:rPr>
+        <w:rFonts w:ascii="Times New Roman" w:hAnsi="Times New Roman" w:cs="Times New Roman"/>
+        <w:sz w:val="28"/>
+        <w:szCs w:val="28"/>
+      </w:rPr>
+    </w:sdtEndPr>
     <w:sdtContent>
       <w:p>
         <w:pPr>
           <w:pStyle w:val="aa"/>
           <w:jc w:val="center"/>
+          <w:rPr>
+            <w:rFonts w:ascii="Times New Roman" w:hAnsi="Times New Roman" w:cs="Times New Roman"/>
+            <w:sz w:val="28"/>
+            <w:szCs w:val="28"/>
+          </w:rPr>
         </w:pPr>
         <w:r>
+          <w:rPr>
+            <w:rFonts w:ascii="Times New Roman" w:hAnsi="Times New Roman" w:cs="Times New Roman"/>
+            <w:sz w:val="28"/>
+            <w:szCs w:val="28"/>
+          </w:rPr>
           <w:fldChar w:fldCharType="begin"/>
         </w:r>
         <w:r>
+          <w:rPr>
+            <w:rFonts w:ascii="Times New Roman" w:hAnsi="Times New Roman" w:cs="Times New Roman"/>
+            <w:sz w:val="28"/>
+            <w:szCs w:val="28"/>
+          </w:rPr>
           <w:instrText>PAGE   \* MERGEFORMAT</w:instrText>
         </w:r>
         <w:r>
+          <w:rPr>
+            <w:rFonts w:ascii="Times New Roman" w:hAnsi="Times New Roman" w:cs="Times New Roman"/>
+            <w:sz w:val="28"/>
+            <w:szCs w:val="28"/>
+          </w:rPr>
           <w:fldChar w:fldCharType="separate"/>
         </w:r>
         <w:r>
-          <w:t>2</w:t>
+          <w:rPr>
+            <w:rFonts w:ascii="Times New Roman" w:hAnsi="Times New Roman" w:cs="Times New Roman"/>
+            <w:noProof/>
+            <w:sz w:val="28"/>
+            <w:szCs w:val="28"/>
+          </w:rPr>
+          <w:t>27</w:t>
         </w:r>
         <w:r>
+          <w:rPr>
+            <w:rFonts w:ascii="Times New Roman" w:hAnsi="Times New Roman" w:cs="Times New Roman"/>
+            <w:sz w:val="28"/>
+            <w:szCs w:val="28"/>
+          </w:rPr>
           <w:fldChar w:fldCharType="end"/>
         </w:r>
       </w:p>
@@ -24955,9 +25636,98 @@
     </w:lvl>
   </w:abstractNum>
   <w:abstractNum w:abstractNumId="4" w15:restartNumberingAfterBreak="0">
+    <w:nsid w:val="0AD71753"/>
+    <w:multiLevelType w:val="hybridMultilevel"/>
+    <w:tmpl w:val="2546513A"/>
+    <w:lvl w:ilvl="0" w:tplc="04190011">
+      <w:start w:val="1"/>
+      <w:numFmt w:val="decimal"/>
+      <w:lvlText w:val="%1)"/>
+      <w:lvlJc w:val="left"/>
+      <w:pPr>
+        <w:ind w:left="1440" w:hanging="360"/>
+      </w:pPr>
+      <w:rPr>
+        <w:rFonts w:hint="default"/>
+      </w:rPr>
+    </w:lvl>
+    <w:lvl w:ilvl="1" w:tplc="04190019" w:tentative="1">
+      <w:start w:val="1"/>
+      <w:numFmt w:val="lowerLetter"/>
+      <w:lvlText w:val="%2."/>
+      <w:lvlJc w:val="left"/>
+      <w:pPr>
+        <w:ind w:left="1440" w:hanging="360"/>
+      </w:pPr>
+    </w:lvl>
+    <w:lvl w:ilvl="2" w:tplc="0419001B" w:tentative="1">
+      <w:start w:val="1"/>
+      <w:numFmt w:val="lowerRoman"/>
+      <w:lvlText w:val="%3."/>
+      <w:lvlJc w:val="right"/>
+      <w:pPr>
+        <w:ind w:left="2160" w:hanging="180"/>
+      </w:pPr>
+    </w:lvl>
+    <w:lvl w:ilvl="3" w:tplc="0419000F" w:tentative="1">
+      <w:start w:val="1"/>
+      <w:numFmt w:val="decimal"/>
+      <w:lvlText w:val="%4."/>
+      <w:lvlJc w:val="left"/>
+      <w:pPr>
+        <w:ind w:left="2880" w:hanging="360"/>
+      </w:pPr>
+    </w:lvl>
+    <w:lvl w:ilvl="4" w:tplc="04190019" w:tentative="1">
+      <w:start w:val="1"/>
+      <w:numFmt w:val="lowerLetter"/>
+      <w:lvlText w:val="%5."/>
+      <w:lvlJc w:val="left"/>
+      <w:pPr>
+        <w:ind w:left="3600" w:hanging="360"/>
+      </w:pPr>
+    </w:lvl>
+    <w:lvl w:ilvl="5" w:tplc="0419001B" w:tentative="1">
+      <w:start w:val="1"/>
+      <w:numFmt w:val="lowerRoman"/>
+      <w:lvlText w:val="%6."/>
+      <w:lvlJc w:val="right"/>
+      <w:pPr>
+        <w:ind w:left="4320" w:hanging="180"/>
+      </w:pPr>
+    </w:lvl>
+    <w:lvl w:ilvl="6" w:tplc="0419000F" w:tentative="1">
+      <w:start w:val="1"/>
+      <w:numFmt w:val="decimal"/>
+      <w:lvlText w:val="%7."/>
+      <w:lvlJc w:val="left"/>
+      <w:pPr>
+        <w:ind w:left="5040" w:hanging="360"/>
+      </w:pPr>
+    </w:lvl>
+    <w:lvl w:ilvl="7" w:tplc="04190019" w:tentative="1">
+      <w:start w:val="1"/>
+      <w:numFmt w:val="lowerLetter"/>
+      <w:lvlText w:val="%8."/>
+      <w:lvlJc w:val="left"/>
+      <w:pPr>
+        <w:ind w:left="5760" w:hanging="360"/>
+      </w:pPr>
+    </w:lvl>
+    <w:lvl w:ilvl="8" w:tplc="0419001B" w:tentative="1">
+      <w:start w:val="1"/>
+      <w:numFmt w:val="lowerRoman"/>
+      <w:lvlText w:val="%9."/>
+      <w:lvlJc w:val="right"/>
+      <w:pPr>
+        <w:ind w:left="6480" w:hanging="180"/>
+      </w:pPr>
+    </w:lvl>
+  </w:abstractNum>
+  <w:abstractNum w:abstractNumId="5" w15:restartNumberingAfterBreak="0">
     <w:nsid w:val="0F9E479A"/>
     <w:multiLevelType w:val="hybridMultilevel"/>
-    <w:tmpl w:val="F0267E8C"/>
+    <w:tmpl w:val="59767060"/>
     <w:lvl w:ilvl="0" w:tplc="1292ABAA">
       <w:start w:val="1"/>
       <w:numFmt w:val="decimal"/>
@@ -24971,7 +25741,7 @@
         <w:color w:val="auto"/>
       </w:rPr>
     </w:lvl>
-    <w:lvl w:ilvl="1" w:tplc="04190011">
+    <w:lvl w:ilvl="1" w:tplc="E870C80E">
       <w:start w:val="1"/>
       <w:numFmt w:val="decimal"/>
       <w:lvlText w:val="%2)"/>
@@ -25047,7 +25817,96 @@
       </w:pPr>
     </w:lvl>
   </w:abstractNum>
-  <w:abstractNum w:abstractNumId="5" w15:restartNumberingAfterBreak="0">
+  <w:abstractNum w:abstractNumId="6" w15:restartNumberingAfterBreak="0">
+    <w:nsid w:val="10390253"/>
+    <w:multiLevelType w:val="hybridMultilevel"/>
+    <w:tmpl w:val="C3841284"/>
+    <w:lvl w:ilvl="0" w:tplc="04190011">
+      <w:start w:val="1"/>
+      <w:numFmt w:val="decimal"/>
+      <w:lvlText w:val="%1)"/>
+      <w:lvlJc w:val="left"/>
+      <w:pPr>
+        <w:ind w:left="1440" w:hanging="360"/>
+      </w:pPr>
+      <w:rPr>
+        <w:rFonts w:hint="default"/>
+      </w:rPr>
+    </w:lvl>
+    <w:lvl w:ilvl="1" w:tplc="04190019" w:tentative="1">
+      <w:start w:val="1"/>
+      <w:numFmt w:val="lowerLetter"/>
+      <w:lvlText w:val="%2."/>
+      <w:lvlJc w:val="left"/>
+      <w:pPr>
+        <w:ind w:left="1440" w:hanging="360"/>
+      </w:pPr>
+    </w:lvl>
+    <w:lvl w:ilvl="2" w:tplc="0419001B" w:tentative="1">
+      <w:start w:val="1"/>
+      <w:numFmt w:val="lowerRoman"/>
+      <w:lvlText w:val="%3."/>
+      <w:lvlJc w:val="right"/>
+      <w:pPr>
+        <w:ind w:left="2160" w:hanging="180"/>
+      </w:pPr>
+    </w:lvl>
+    <w:lvl w:ilvl="3" w:tplc="0419000F" w:tentative="1">
+      <w:start w:val="1"/>
+      <w:numFmt w:val="decimal"/>
+      <w:lvlText w:val="%4."/>
+      <w:lvlJc w:val="left"/>
+      <w:pPr>
+        <w:ind w:left="2880" w:hanging="360"/>
+      </w:pPr>
+    </w:lvl>
+    <w:lvl w:ilvl="4" w:tplc="04190019" w:tentative="1">
+      <w:start w:val="1"/>
+      <w:numFmt w:val="lowerLetter"/>
+      <w:lvlText w:val="%5."/>
+      <w:lvlJc w:val="left"/>
+      <w:pPr>
+        <w:ind w:left="3600" w:hanging="360"/>
+      </w:pPr>
+    </w:lvl>
+    <w:lvl w:ilvl="5" w:tplc="0419001B" w:tentative="1">
+      <w:start w:val="1"/>
+      <w:numFmt w:val="lowerRoman"/>
+      <w:lvlText w:val="%6."/>
+      <w:lvlJc w:val="right"/>
+      <w:pPr>
+        <w:ind w:left="4320" w:hanging="180"/>
+      </w:pPr>
+    </w:lvl>
+    <w:lvl w:ilvl="6" w:tplc="0419000F" w:tentative="1">
+      <w:start w:val="1"/>
+      <w:numFmt w:val="decimal"/>
+      <w:lvlText w:val="%7."/>
+      <w:lvlJc w:val="left"/>
+      <w:pPr>
+        <w:ind w:left="5040" w:hanging="360"/>
+      </w:pPr>
+    </w:lvl>
+    <w:lvl w:ilvl="7" w:tplc="04190019" w:tentative="1">
+      <w:start w:val="1"/>
+      <w:numFmt w:val="lowerLetter"/>
+      <w:lvlText w:val="%8."/>
+      <w:lvlJc w:val="left"/>
+      <w:pPr>
+        <w:ind w:left="5760" w:hanging="360"/>
+      </w:pPr>
+    </w:lvl>
+    <w:lvl w:ilvl="8" w:tplc="0419001B" w:tentative="1">
+      <w:start w:val="1"/>
+      <w:numFmt w:val="lowerRoman"/>
+      <w:lvlText w:val="%9."/>
+      <w:lvlJc w:val="right"/>
+      <w:pPr>
+        <w:ind w:left="6480" w:hanging="180"/>
+      </w:pPr>
+    </w:lvl>
+  </w:abstractNum>
+  <w:abstractNum w:abstractNumId="7" w15:restartNumberingAfterBreak="0">
     <w:nsid w:val="12515663"/>
     <w:multiLevelType w:val="hybridMultilevel"/>
     <w:tmpl w:val="C276C2C8"/>
@@ -25133,7 +25992,7 @@
       </w:pPr>
     </w:lvl>
   </w:abstractNum>
-  <w:abstractNum w:abstractNumId="6" w15:restartNumberingAfterBreak="0">
+  <w:abstractNum w:abstractNumId="8" w15:restartNumberingAfterBreak="0">
     <w:nsid w:val="139870E1"/>
     <w:multiLevelType w:val="hybridMultilevel"/>
     <w:tmpl w:val="9342ADD0"/>
@@ -25219,7 +26078,7 @@
       </w:pPr>
     </w:lvl>
   </w:abstractNum>
-  <w:abstractNum w:abstractNumId="7" w15:restartNumberingAfterBreak="0">
+  <w:abstractNum w:abstractNumId="9" w15:restartNumberingAfterBreak="0">
     <w:nsid w:val="13DA4F46"/>
     <w:multiLevelType w:val="hybridMultilevel"/>
     <w:tmpl w:val="D40435E0"/>
@@ -25332,7 +26191,7 @@
       </w:rPr>
     </w:lvl>
   </w:abstractNum>
-  <w:abstractNum w:abstractNumId="8" w15:restartNumberingAfterBreak="0">
+  <w:abstractNum w:abstractNumId="10" w15:restartNumberingAfterBreak="0">
     <w:nsid w:val="1DCD6CF6"/>
     <w:multiLevelType w:val="hybridMultilevel"/>
     <w:tmpl w:val="EE58287E"/>
@@ -25445,7 +26304,7 @@
       </w:rPr>
     </w:lvl>
   </w:abstractNum>
-  <w:abstractNum w:abstractNumId="9" w15:restartNumberingAfterBreak="0">
+  <w:abstractNum w:abstractNumId="11" w15:restartNumberingAfterBreak="0">
     <w:nsid w:val="1EB547F4"/>
     <w:multiLevelType w:val="hybridMultilevel"/>
     <w:tmpl w:val="480ECF42"/>
@@ -25558,7 +26417,7 @@
       </w:rPr>
     </w:lvl>
   </w:abstractNum>
-  <w:abstractNum w:abstractNumId="10" w15:restartNumberingAfterBreak="0">
+  <w:abstractNum w:abstractNumId="12" w15:restartNumberingAfterBreak="0">
     <w:nsid w:val="1FDC7389"/>
     <w:multiLevelType w:val="hybridMultilevel"/>
     <w:tmpl w:val="D93C5954"/>
@@ -25671,7 +26530,93 @@
       </w:rPr>
     </w:lvl>
   </w:abstractNum>
-  <w:abstractNum w:abstractNumId="11" w15:restartNumberingAfterBreak="0">
+  <w:abstractNum w:abstractNumId="13" w15:restartNumberingAfterBreak="0">
+    <w:nsid w:val="26281695"/>
+    <w:multiLevelType w:val="hybridMultilevel"/>
+    <w:tmpl w:val="EDD460C4"/>
+    <w:lvl w:ilvl="0" w:tplc="04190011">
+      <w:start w:val="1"/>
+      <w:numFmt w:val="decimal"/>
+      <w:lvlText w:val="%1)"/>
+      <w:lvlJc w:val="left"/>
+      <w:pPr>
+        <w:ind w:left="1440" w:hanging="360"/>
+      </w:pPr>
+    </w:lvl>
+    <w:lvl w:ilvl="1" w:tplc="04190019" w:tentative="1">
+      <w:start w:val="1"/>
+      <w:numFmt w:val="lowerLetter"/>
+      <w:lvlText w:val="%2."/>
+      <w:lvlJc w:val="left"/>
+      <w:pPr>
+        <w:ind w:left="2160" w:hanging="360"/>
+      </w:pPr>
+    </w:lvl>
+    <w:lvl w:ilvl="2" w:tplc="0419001B" w:tentative="1">
+      <w:start w:val="1"/>
+      <w:numFmt w:val="lowerRoman"/>
+      <w:lvlText w:val="%3."/>
+      <w:lvlJc w:val="right"/>
+      <w:pPr>
+        <w:ind w:left="2880" w:hanging="180"/>
+      </w:pPr>
+    </w:lvl>
+    <w:lvl w:ilvl="3" w:tplc="0419000F" w:tentative="1">
+      <w:start w:val="1"/>
+      <w:numFmt w:val="decimal"/>
+      <w:lvlText w:val="%4."/>
+      <w:lvlJc w:val="left"/>
+      <w:pPr>
+        <w:ind w:left="3600" w:hanging="360"/>
+      </w:pPr>
+    </w:lvl>
+    <w:lvl w:ilvl="4" w:tplc="04190019" w:tentative="1">
+      <w:start w:val="1"/>
+      <w:numFmt w:val="lowerLetter"/>
+      <w:lvlText w:val="%5."/>
+      <w:lvlJc w:val="left"/>
+      <w:pPr>
+        <w:ind w:left="4320" w:hanging="360"/>
+      </w:pPr>
+    </w:lvl>
+    <w:lvl w:ilvl="5" w:tplc="0419001B" w:tentative="1">
+      <w:start w:val="1"/>
+      <w:numFmt w:val="lowerRoman"/>
+      <w:lvlText w:val="%6."/>
+      <w:lvlJc w:val="right"/>
+      <w:pPr>
+        <w:ind w:left="5040" w:hanging="180"/>
+      </w:pPr>
+    </w:lvl>
+    <w:lvl w:ilvl="6" w:tplc="0419000F" w:tentative="1">
+      <w:start w:val="1"/>
+      <w:numFmt w:val="decimal"/>
+      <w:lvlText w:val="%7."/>
+      <w:lvlJc w:val="left"/>
+      <w:pPr>
+        <w:ind w:left="5760" w:hanging="360"/>
+      </w:pPr>
+    </w:lvl>
+    <w:lvl w:ilvl="7" w:tplc="04190019" w:tentative="1">
+      <w:start w:val="1"/>
+      <w:numFmt w:val="lowerLetter"/>
+      <w:lvlText w:val="%8."/>
+      <w:lvlJc w:val="left"/>
+      <w:pPr>
+        <w:ind w:left="6480" w:hanging="360"/>
+      </w:pPr>
+    </w:lvl>
+    <w:lvl w:ilvl="8" w:tplc="0419001B" w:tentative="1">
+      <w:start w:val="1"/>
+      <w:numFmt w:val="lowerRoman"/>
+      <w:lvlText w:val="%9."/>
+      <w:lvlJc w:val="right"/>
+      <w:pPr>
+        <w:ind w:left="7200" w:hanging="180"/>
+      </w:pPr>
+    </w:lvl>
+  </w:abstractNum>
+  <w:abstractNum w:abstractNumId="14" w15:restartNumberingAfterBreak="0">
     <w:nsid w:val="2A8C65DE"/>
     <w:multiLevelType w:val="hybridMultilevel"/>
     <w:tmpl w:val="7EDEAC72"/>
@@ -25784,7 +26729,7 @@
       </w:rPr>
     </w:lvl>
   </w:abstractNum>
-  <w:abstractNum w:abstractNumId="12" w15:restartNumberingAfterBreak="0">
+  <w:abstractNum w:abstractNumId="15" w15:restartNumberingAfterBreak="0">
     <w:nsid w:val="2B726F05"/>
     <w:multiLevelType w:val="hybridMultilevel"/>
     <w:tmpl w:val="D236E316"/>
@@ -25897,7 +26842,96 @@
       </w:rPr>
     </w:lvl>
   </w:abstractNum>
-  <w:abstractNum w:abstractNumId="13" w15:restartNumberingAfterBreak="0">
+  <w:abstractNum w:abstractNumId="16" w15:restartNumberingAfterBreak="0">
+    <w:nsid w:val="2F323A8D"/>
+    <w:multiLevelType w:val="hybridMultilevel"/>
+    <w:tmpl w:val="CA06C628"/>
+    <w:lvl w:ilvl="0" w:tplc="11F69234">
+      <w:start w:val="1"/>
+      <w:numFmt w:val="decimal"/>
+      <w:lvlText w:val="%1)"/>
+      <w:lvlJc w:val="left"/>
+      <w:pPr>
+        <w:ind w:left="1440" w:hanging="360"/>
+      </w:pPr>
+      <w:rPr>
+        <w:rFonts w:hint="default"/>
+      </w:rPr>
+    </w:lvl>
+    <w:lvl w:ilvl="1" w:tplc="04190019" w:tentative="1">
+      <w:start w:val="1"/>
+      <w:numFmt w:val="lowerLetter"/>
+      <w:lvlText w:val="%2."/>
+      <w:lvlJc w:val="left"/>
+      <w:pPr>
+        <w:ind w:left="1440" w:hanging="360"/>
+      </w:pPr>
+    </w:lvl>
+    <w:lvl w:ilvl="2" w:tplc="0419001B" w:tentative="1">
+      <w:start w:val="1"/>
+      <w:numFmt w:val="lowerRoman"/>
+      <w:lvlText w:val="%3."/>
+      <w:lvlJc w:val="right"/>
+      <w:pPr>
+        <w:ind w:left="2160" w:hanging="180"/>
+      </w:pPr>
+    </w:lvl>
+    <w:lvl w:ilvl="3" w:tplc="0419000F" w:tentative="1">
+      <w:start w:val="1"/>
+      <w:numFmt w:val="decimal"/>
+      <w:lvlText w:val="%4."/>
+      <w:lvlJc w:val="left"/>
+      <w:pPr>
+        <w:ind w:left="2880" w:hanging="360"/>
+      </w:pPr>
+    </w:lvl>
+    <w:lvl w:ilvl="4" w:tplc="04190019" w:tentative="1">
+      <w:start w:val="1"/>
+      <w:numFmt w:val="lowerLetter"/>
+      <w:lvlText w:val="%5."/>
+      <w:lvlJc w:val="left"/>
+      <w:pPr>
+        <w:ind w:left="3600" w:hanging="360"/>
+      </w:pPr>
+    </w:lvl>
+    <w:lvl w:ilvl="5" w:tplc="0419001B" w:tentative="1">
+      <w:start w:val="1"/>
+      <w:numFmt w:val="lowerRoman"/>
+      <w:lvlText w:val="%6."/>
+      <w:lvlJc w:val="right"/>
+      <w:pPr>
+        <w:ind w:left="4320" w:hanging="180"/>
+      </w:pPr>
+    </w:lvl>
+    <w:lvl w:ilvl="6" w:tplc="0419000F" w:tentative="1">
+      <w:start w:val="1"/>
+      <w:numFmt w:val="decimal"/>
+      <w:lvlText w:val="%7."/>
+      <w:lvlJc w:val="left"/>
+      <w:pPr>
+        <w:ind w:left="5040" w:hanging="360"/>
+      </w:pPr>
+    </w:lvl>
+    <w:lvl w:ilvl="7" w:tplc="04190019" w:tentative="1">
+      <w:start w:val="1"/>
+      <w:numFmt w:val="lowerLetter"/>
+      <w:lvlText w:val="%8."/>
+      <w:lvlJc w:val="left"/>
+      <w:pPr>
+        <w:ind w:left="5760" w:hanging="360"/>
+      </w:pPr>
+    </w:lvl>
+    <w:lvl w:ilvl="8" w:tplc="0419001B" w:tentative="1">
+      <w:start w:val="1"/>
+      <w:numFmt w:val="lowerRoman"/>
+      <w:lvlText w:val="%9."/>
+      <w:lvlJc w:val="right"/>
+      <w:pPr>
+        <w:ind w:left="6480" w:hanging="180"/>
+      </w:pPr>
+    </w:lvl>
+  </w:abstractNum>
+  <w:abstractNum w:abstractNumId="17" w15:restartNumberingAfterBreak="0">
     <w:nsid w:val="31E72C53"/>
     <w:multiLevelType w:val="hybridMultilevel"/>
     <w:tmpl w:val="5AC0EEDA"/>
@@ -26010,7 +27044,7 @@
       </w:rPr>
     </w:lvl>
   </w:abstractNum>
-  <w:abstractNum w:abstractNumId="14" w15:restartNumberingAfterBreak="0">
+  <w:abstractNum w:abstractNumId="18" w15:restartNumberingAfterBreak="0">
     <w:nsid w:val="35815FAA"/>
     <w:multiLevelType w:val="hybridMultilevel"/>
     <w:tmpl w:val="AB3A65B2"/>
@@ -26123,7 +27157,7 @@
       </w:rPr>
     </w:lvl>
   </w:abstractNum>
-  <w:abstractNum w:abstractNumId="15" w15:restartNumberingAfterBreak="0">
+  <w:abstractNum w:abstractNumId="19" w15:restartNumberingAfterBreak="0">
     <w:nsid w:val="38AF41C4"/>
     <w:multiLevelType w:val="hybridMultilevel"/>
     <w:tmpl w:val="80584A96"/>
@@ -26236,7 +27270,7 @@
       </w:rPr>
     </w:lvl>
   </w:abstractNum>
-  <w:abstractNum w:abstractNumId="16" w15:restartNumberingAfterBreak="0">
+  <w:abstractNum w:abstractNumId="20" w15:restartNumberingAfterBreak="0">
     <w:nsid w:val="3E591D4B"/>
     <w:multiLevelType w:val="hybridMultilevel"/>
     <w:tmpl w:val="0BB2F974"/>
@@ -26349,7 +27383,7 @@
       </w:rPr>
     </w:lvl>
   </w:abstractNum>
-  <w:abstractNum w:abstractNumId="17" w15:restartNumberingAfterBreak="0">
+  <w:abstractNum w:abstractNumId="21" w15:restartNumberingAfterBreak="0">
     <w:nsid w:val="42004151"/>
     <w:multiLevelType w:val="hybridMultilevel"/>
     <w:tmpl w:val="F30CC894"/>
@@ -26462,7 +27496,7 @@
       </w:rPr>
     </w:lvl>
   </w:abstractNum>
-  <w:abstractNum w:abstractNumId="18" w15:restartNumberingAfterBreak="0">
+  <w:abstractNum w:abstractNumId="22" w15:restartNumberingAfterBreak="0">
     <w:nsid w:val="46835944"/>
     <w:multiLevelType w:val="hybridMultilevel"/>
     <w:tmpl w:val="9F728A1C"/>
@@ -26561,7 +27595,96 @@
       </w:pPr>
     </w:lvl>
   </w:abstractNum>
-  <w:abstractNum w:abstractNumId="19" w15:restartNumberingAfterBreak="0">
+  <w:abstractNum w:abstractNumId="23" w15:restartNumberingAfterBreak="0">
+    <w:nsid w:val="46AB5AF8"/>
+    <w:multiLevelType w:val="hybridMultilevel"/>
+    <w:tmpl w:val="3B36DAF4"/>
+    <w:lvl w:ilvl="0" w:tplc="E870C80E">
+      <w:start w:val="1"/>
+      <w:numFmt w:val="decimal"/>
+      <w:lvlText w:val="%1)"/>
+      <w:lvlJc w:val="left"/>
+      <w:pPr>
+        <w:ind w:left="4755" w:hanging="360"/>
+      </w:pPr>
+      <w:rPr>
+        <w:rFonts w:hint="default"/>
+      </w:rPr>
+    </w:lvl>
+    <w:lvl w:ilvl="1" w:tplc="04190019" w:tentative="1">
+      <w:start w:val="1"/>
+      <w:numFmt w:val="lowerLetter"/>
+      <w:lvlText w:val="%2."/>
+      <w:lvlJc w:val="left"/>
+      <w:pPr>
+        <w:ind w:left="1440" w:hanging="360"/>
+      </w:pPr>
+    </w:lvl>
+    <w:lvl w:ilvl="2" w:tplc="0419001B" w:tentative="1">
+      <w:start w:val="1"/>
+      <w:numFmt w:val="lowerRoman"/>
+      <w:lvlText w:val="%3."/>
+      <w:lvlJc w:val="right"/>
+      <w:pPr>
+        <w:ind w:left="2160" w:hanging="180"/>
+      </w:pPr>
+    </w:lvl>
+    <w:lvl w:ilvl="3" w:tplc="0419000F" w:tentative="1">
+      <w:start w:val="1"/>
+      <w:numFmt w:val="decimal"/>
+      <w:lvlText w:val="%4."/>
+      <w:lvlJc w:val="left"/>
+      <w:pPr>
+        <w:ind w:left="2880" w:hanging="360"/>
+      </w:pPr>
+    </w:lvl>
+    <w:lvl w:ilvl="4" w:tplc="04190019" w:tentative="1">
+      <w:start w:val="1"/>
+      <w:numFmt w:val="lowerLetter"/>
+      <w:lvlText w:val="%5."/>
+      <w:lvlJc w:val="left"/>
+      <w:pPr>
+        <w:ind w:left="3600" w:hanging="360"/>
+      </w:pPr>
+    </w:lvl>
+    <w:lvl w:ilvl="5" w:tplc="0419001B" w:tentative="1">
+      <w:start w:val="1"/>
+      <w:numFmt w:val="lowerRoman"/>
+      <w:lvlText w:val="%6."/>
+      <w:lvlJc w:val="right"/>
+      <w:pPr>
+        <w:ind w:left="4320" w:hanging="180"/>
+      </w:pPr>
+    </w:lvl>
+    <w:lvl w:ilvl="6" w:tplc="0419000F" w:tentative="1">
+      <w:start w:val="1"/>
+      <w:numFmt w:val="decimal"/>
+      <w:lvlText w:val="%7."/>
+      <w:lvlJc w:val="left"/>
+      <w:pPr>
+        <w:ind w:left="5040" w:hanging="360"/>
+      </w:pPr>
+    </w:lvl>
+    <w:lvl w:ilvl="7" w:tplc="04190019" w:tentative="1">
+      <w:start w:val="1"/>
+      <w:numFmt w:val="lowerLetter"/>
+      <w:lvlText w:val="%8."/>
+      <w:lvlJc w:val="left"/>
+      <w:pPr>
+        <w:ind w:left="5760" w:hanging="360"/>
+      </w:pPr>
+    </w:lvl>
+    <w:lvl w:ilvl="8" w:tplc="0419001B" w:tentative="1">
+      <w:start w:val="1"/>
+      <w:numFmt w:val="lowerRoman"/>
+      <w:lvlText w:val="%9."/>
+      <w:lvlJc w:val="right"/>
+      <w:pPr>
+        <w:ind w:left="6480" w:hanging="180"/>
+      </w:pPr>
+    </w:lvl>
+  </w:abstractNum>
+  <w:abstractNum w:abstractNumId="24" w15:restartNumberingAfterBreak="0">
     <w:nsid w:val="4C701778"/>
     <w:multiLevelType w:val="hybridMultilevel"/>
     <w:tmpl w:val="289EC250"/>
@@ -26674,7 +27797,7 @@
       </w:rPr>
     </w:lvl>
   </w:abstractNum>
-  <w:abstractNum w:abstractNumId="20" w15:restartNumberingAfterBreak="0">
+  <w:abstractNum w:abstractNumId="25" w15:restartNumberingAfterBreak="0">
     <w:nsid w:val="4E0F5FE2"/>
     <w:multiLevelType w:val="hybridMultilevel"/>
     <w:tmpl w:val="B3A42E5A"/>
@@ -26787,7 +27910,7 @@
       </w:rPr>
     </w:lvl>
   </w:abstractNum>
-  <w:abstractNum w:abstractNumId="21" w15:restartNumberingAfterBreak="0">
+  <w:abstractNum w:abstractNumId="26" w15:restartNumberingAfterBreak="0">
     <w:nsid w:val="546868E4"/>
     <w:multiLevelType w:val="hybridMultilevel"/>
     <w:tmpl w:val="AB208C40"/>
@@ -26876,17 +27999,17 @@
       </w:pPr>
     </w:lvl>
   </w:abstractNum>
-  <w:abstractNum w:abstractNumId="22" w15:restartNumberingAfterBreak="0">
-    <w:nsid w:val="62180A55"/>
+  <w:abstractNum w:abstractNumId="27" w15:restartNumberingAfterBreak="0">
+    <w:nsid w:val="58BE32F0"/>
     <w:multiLevelType w:val="hybridMultilevel"/>
-    <w:tmpl w:val="9FAE687E"/>
-    <w:lvl w:ilvl="0" w:tplc="0419000F">
+    <w:tmpl w:val="9A1A7B2C"/>
+    <w:lvl w:ilvl="0" w:tplc="3588F440">
       <w:start w:val="1"/>
       <w:numFmt w:val="decimal"/>
-      <w:lvlText w:val="%1."/>
+      <w:lvlText w:val="%1)"/>
       <w:lvlJc w:val="left"/>
       <w:pPr>
-        <w:ind w:left="720" w:hanging="360"/>
+        <w:ind w:left="1440" w:hanging="360"/>
       </w:pPr>
       <w:rPr>
         <w:rFonts w:hint="default"/>
@@ -26965,7 +28088,96 @@
       </w:pPr>
     </w:lvl>
   </w:abstractNum>
-  <w:abstractNum w:abstractNumId="23" w15:restartNumberingAfterBreak="0">
+  <w:abstractNum w:abstractNumId="28" w15:restartNumberingAfterBreak="0">
+    <w:nsid w:val="62180A55"/>
+    <w:multiLevelType w:val="hybridMultilevel"/>
+    <w:tmpl w:val="9FAE687E"/>
+    <w:lvl w:ilvl="0" w:tplc="0419000F">
+      <w:start w:val="1"/>
+      <w:numFmt w:val="decimal"/>
+      <w:lvlText w:val="%1."/>
+      <w:lvlJc w:val="left"/>
+      <w:pPr>
+        <w:ind w:left="720" w:hanging="360"/>
+      </w:pPr>
+      <w:rPr>
+        <w:rFonts w:hint="default"/>
+      </w:rPr>
+    </w:lvl>
+    <w:lvl w:ilvl="1" w:tplc="04190019" w:tentative="1">
+      <w:start w:val="1"/>
+      <w:numFmt w:val="lowerLetter"/>
+      <w:lvlText w:val="%2."/>
+      <w:lvlJc w:val="left"/>
+      <w:pPr>
+        <w:ind w:left="1440" w:hanging="360"/>
+      </w:pPr>
+    </w:lvl>
+    <w:lvl w:ilvl="2" w:tplc="0419001B" w:tentative="1">
+      <w:start w:val="1"/>
+      <w:numFmt w:val="lowerRoman"/>
+      <w:lvlText w:val="%3."/>
+      <w:lvlJc w:val="right"/>
+      <w:pPr>
+        <w:ind w:left="2160" w:hanging="180"/>
+      </w:pPr>
+    </w:lvl>
+    <w:lvl w:ilvl="3" w:tplc="0419000F" w:tentative="1">
+      <w:start w:val="1"/>
+      <w:numFmt w:val="decimal"/>
+      <w:lvlText w:val="%4."/>
+      <w:lvlJc w:val="left"/>
+      <w:pPr>
+        <w:ind w:left="2880" w:hanging="360"/>
+      </w:pPr>
+    </w:lvl>
+    <w:lvl w:ilvl="4" w:tplc="04190019" w:tentative="1">
+      <w:start w:val="1"/>
+      <w:numFmt w:val="lowerLetter"/>
+      <w:lvlText w:val="%5."/>
+      <w:lvlJc w:val="left"/>
+      <w:pPr>
+        <w:ind w:left="3600" w:hanging="360"/>
+      </w:pPr>
+    </w:lvl>
+    <w:lvl w:ilvl="5" w:tplc="0419001B" w:tentative="1">
+      <w:start w:val="1"/>
+      <w:numFmt w:val="lowerRoman"/>
+      <w:lvlText w:val="%6."/>
+      <w:lvlJc w:val="right"/>
+      <w:pPr>
+        <w:ind w:left="4320" w:hanging="180"/>
+      </w:pPr>
+    </w:lvl>
+    <w:lvl w:ilvl="6" w:tplc="0419000F" w:tentative="1">
+      <w:start w:val="1"/>
+      <w:numFmt w:val="decimal"/>
+      <w:lvlText w:val="%7."/>
+      <w:lvlJc w:val="left"/>
+      <w:pPr>
+        <w:ind w:left="5040" w:hanging="360"/>
+      </w:pPr>
+    </w:lvl>
+    <w:lvl w:ilvl="7" w:tplc="04190019" w:tentative="1">
+      <w:start w:val="1"/>
+      <w:numFmt w:val="lowerLetter"/>
+      <w:lvlText w:val="%8."/>
+      <w:lvlJc w:val="left"/>
+      <w:pPr>
+        <w:ind w:left="5760" w:hanging="360"/>
+      </w:pPr>
+    </w:lvl>
+    <w:lvl w:ilvl="8" w:tplc="0419001B" w:tentative="1">
+      <w:start w:val="1"/>
+      <w:numFmt w:val="lowerRoman"/>
+      <w:lvlText w:val="%9."/>
+      <w:lvlJc w:val="right"/>
+      <w:pPr>
+        <w:ind w:left="6480" w:hanging="180"/>
+      </w:pPr>
+    </w:lvl>
+  </w:abstractNum>
+  <w:abstractNum w:abstractNumId="29" w15:restartNumberingAfterBreak="0">
     <w:nsid w:val="68460EC2"/>
     <w:multiLevelType w:val="hybridMultilevel"/>
     <w:tmpl w:val="BB0A141E"/>
@@ -27078,7 +28290,93 @@
       </w:rPr>
     </w:lvl>
   </w:abstractNum>
-  <w:abstractNum w:abstractNumId="24" w15:restartNumberingAfterBreak="0">
+  <w:abstractNum w:abstractNumId="30" w15:restartNumberingAfterBreak="0">
+    <w:nsid w:val="6F026BED"/>
+    <w:multiLevelType w:val="hybridMultilevel"/>
+    <w:tmpl w:val="44DACF6E"/>
+    <w:lvl w:ilvl="0" w:tplc="04190011">
+      <w:start w:val="1"/>
+      <w:numFmt w:val="decimal"/>
+      <w:lvlText w:val="%1)"/>
+      <w:lvlJc w:val="left"/>
+      <w:pPr>
+        <w:ind w:left="1440" w:hanging="360"/>
+      </w:pPr>
+    </w:lvl>
+    <w:lvl w:ilvl="1" w:tplc="04190019" w:tentative="1">
+      <w:start w:val="1"/>
+      <w:numFmt w:val="lowerLetter"/>
+      <w:lvlText w:val="%2."/>
+      <w:lvlJc w:val="left"/>
+      <w:pPr>
+        <w:ind w:left="2160" w:hanging="360"/>
+      </w:pPr>
+    </w:lvl>
+    <w:lvl w:ilvl="2" w:tplc="0419001B" w:tentative="1">
+      <w:start w:val="1"/>
+      <w:numFmt w:val="lowerRoman"/>
+      <w:lvlText w:val="%3."/>
+      <w:lvlJc w:val="right"/>
+      <w:pPr>
+        <w:ind w:left="2880" w:hanging="180"/>
+      </w:pPr>
+    </w:lvl>
+    <w:lvl w:ilvl="3" w:tplc="0419000F" w:tentative="1">
+      <w:start w:val="1"/>
+      <w:numFmt w:val="decimal"/>
+      <w:lvlText w:val="%4."/>
+      <w:lvlJc w:val="left"/>
+      <w:pPr>
+        <w:ind w:left="3600" w:hanging="360"/>
+      </w:pPr>
+    </w:lvl>
+    <w:lvl w:ilvl="4" w:tplc="04190019" w:tentative="1">
+      <w:start w:val="1"/>
+      <w:numFmt w:val="lowerLetter"/>
+      <w:lvlText w:val="%5."/>
+      <w:lvlJc w:val="left"/>
+      <w:pPr>
+        <w:ind w:left="4320" w:hanging="360"/>
+      </w:pPr>
+    </w:lvl>
+    <w:lvl w:ilvl="5" w:tplc="0419001B" w:tentative="1">
+      <w:start w:val="1"/>
+      <w:numFmt w:val="lowerRoman"/>
+      <w:lvlText w:val="%6."/>
+      <w:lvlJc w:val="right"/>
+      <w:pPr>
+        <w:ind w:left="5040" w:hanging="180"/>
+      </w:pPr>
+    </w:lvl>
+    <w:lvl w:ilvl="6" w:tplc="0419000F" w:tentative="1">
+      <w:start w:val="1"/>
+      <w:numFmt w:val="decimal"/>
+      <w:lvlText w:val="%7."/>
+      <w:lvlJc w:val="left"/>
+      <w:pPr>
+        <w:ind w:left="5760" w:hanging="360"/>
+      </w:pPr>
+    </w:lvl>
+    <w:lvl w:ilvl="7" w:tplc="04190019" w:tentative="1">
+      <w:start w:val="1"/>
+      <w:numFmt w:val="lowerLetter"/>
+      <w:lvlText w:val="%8."/>
+      <w:lvlJc w:val="left"/>
+      <w:pPr>
+        <w:ind w:left="6480" w:hanging="360"/>
+      </w:pPr>
+    </w:lvl>
+    <w:lvl w:ilvl="8" w:tplc="0419001B" w:tentative="1">
+      <w:start w:val="1"/>
+      <w:numFmt w:val="lowerRoman"/>
+      <w:lvlText w:val="%9."/>
+      <w:lvlJc w:val="right"/>
+      <w:pPr>
+        <w:ind w:left="7200" w:hanging="180"/>
+      </w:pPr>
+    </w:lvl>
+  </w:abstractNum>
+  <w:abstractNum w:abstractNumId="31" w15:restartNumberingAfterBreak="0">
     <w:nsid w:val="75075E86"/>
     <w:multiLevelType w:val="hybridMultilevel"/>
     <w:tmpl w:val="13CCE2F6"/>
@@ -27191,7 +28489,7 @@
       </w:rPr>
     </w:lvl>
   </w:abstractNum>
-  <w:abstractNum w:abstractNumId="25" w15:restartNumberingAfterBreak="0">
+  <w:abstractNum w:abstractNumId="32" w15:restartNumberingAfterBreak="0">
     <w:nsid w:val="7807768F"/>
     <w:multiLevelType w:val="hybridMultilevel"/>
     <w:tmpl w:val="4A00567A"/>
@@ -27281,58 +28579,58 @@
     </w:lvl>
   </w:abstractNum>
   <w:num w:numId="1">
-    <w:abstractNumId w:val="21"/>
+    <w:abstractNumId w:val="26"/>
   </w:num>
   <w:num w:numId="2">
-    <w:abstractNumId w:val="22"/>
+    <w:abstractNumId w:val="28"/>
   </w:num>
   <w:num w:numId="3">
     <w:abstractNumId w:val="3"/>
   </w:num>
   <w:num w:numId="4">
-    <w:abstractNumId w:val="7"/>
+    <w:abstractNumId w:val="9"/>
   </w:num>
   <w:num w:numId="5">
+    <w:abstractNumId w:val="24"/>
+  </w:num>
+  <w:num w:numId="6">
+    <w:abstractNumId w:val="14"/>
+  </w:num>
+  <w:num w:numId="7">
     <w:abstractNumId w:val="19"/>
   </w:num>
-  <w:num w:numId="6">
+  <w:num w:numId="8">
     <w:abstractNumId w:val="11"/>
   </w:num>
-  <w:num w:numId="7">
+  <w:num w:numId="9">
+    <w:abstractNumId w:val="18"/>
+  </w:num>
+  <w:num w:numId="10">
+    <w:abstractNumId w:val="10"/>
+  </w:num>
+  <w:num w:numId="11">
+    <w:abstractNumId w:val="25"/>
+  </w:num>
+  <w:num w:numId="12">
+    <w:abstractNumId w:val="32"/>
+  </w:num>
+  <w:num w:numId="13">
+    <w:abstractNumId w:val="12"/>
+  </w:num>
+  <w:num w:numId="14">
+    <w:abstractNumId w:val="20"/>
+  </w:num>
+  <w:num w:numId="15">
+    <w:abstractNumId w:val="21"/>
+  </w:num>
+  <w:num w:numId="16">
     <w:abstractNumId w:val="15"/>
   </w:num>
-  <w:num w:numId="8">
-    <w:abstractNumId w:val="9"/>
-  </w:num>
-  <w:num w:numId="9">
-    <w:abstractNumId w:val="14"/>
-  </w:num>
-  <w:num w:numId="10">
-    <w:abstractNumId w:val="8"/>
-  </w:num>
-  <w:num w:numId="11">
-    <w:abstractNumId w:val="20"/>
-  </w:num>
-  <w:num w:numId="12">
-    <w:abstractNumId w:val="25"/>
-  </w:num>
-  <w:num w:numId="13">
-    <w:abstractNumId w:val="10"/>
-  </w:num>
-  <w:num w:numId="14">
-    <w:abstractNumId w:val="16"/>
-  </w:num>
-  <w:num w:numId="15">
+  <w:num w:numId="17">
     <w:abstractNumId w:val="17"/>
   </w:num>
-  <w:num w:numId="16">
-    <w:abstractNumId w:val="12"/>
-  </w:num>
-  <w:num w:numId="17">
-    <w:abstractNumId w:val="13"/>
-  </w:num>
   <w:num w:numId="18">
-    <w:abstractNumId w:val="24"/>
+    <w:abstractNumId w:val="31"/>
   </w:num>
   <w:num w:numId="19">
     <w:abstractNumId w:val="0"/>
@@ -27341,22 +28639,43 @@
     <w:abstractNumId w:val="1"/>
   </w:num>
   <w:num w:numId="21">
-    <w:abstractNumId w:val="4"/>
+    <w:abstractNumId w:val="5"/>
   </w:num>
   <w:num w:numId="22">
-    <w:abstractNumId w:val="23"/>
+    <w:abstractNumId w:val="29"/>
   </w:num>
   <w:num w:numId="23">
-    <w:abstractNumId w:val="18"/>
+    <w:abstractNumId w:val="22"/>
   </w:num>
   <w:num w:numId="24">
     <w:abstractNumId w:val="2"/>
   </w:num>
   <w:num w:numId="25">
-    <w:abstractNumId w:val="5"/>
+    <w:abstractNumId w:val="7"/>
   </w:num>
   <w:num w:numId="26">
+    <w:abstractNumId w:val="8"/>
+  </w:num>
+  <w:num w:numId="27">
+    <w:abstractNumId w:val="13"/>
+  </w:num>
+  <w:num w:numId="28">
+    <w:abstractNumId w:val="30"/>
+  </w:num>
+  <w:num w:numId="29">
+    <w:abstractNumId w:val="16"/>
+  </w:num>
+  <w:num w:numId="30">
+    <w:abstractNumId w:val="4"/>
+  </w:num>
+  <w:num w:numId="31">
     <w:abstractNumId w:val="6"/>
+  </w:num>
+  <w:num w:numId="32">
+    <w:abstractNumId w:val="27"/>
+  </w:num>
+  <w:num w:numId="33">
+    <w:abstractNumId w:val="23"/>
   </w:num>
 </w:numbering>
 </file>
@@ -27484,7 +28803,6 @@
     <w:lsdException w:name="HTML Sample" w:semiHidden="1" w:unhideWhenUsed="1"/>
     <w:lsdException w:name="HTML Typewriter" w:semiHidden="1" w:unhideWhenUsed="1"/>
     <w:lsdException w:name="HTML Variable" w:semiHidden="1" w:unhideWhenUsed="1"/>
-    <w:lsdException w:name="Normal Table" w:semiHidden="1" w:unhideWhenUsed="1"/>
     <w:lsdException w:name="annotation subject" w:semiHidden="1" w:unhideWhenUsed="1"/>
     <w:lsdException w:name="No List" w:semiHidden="1" w:unhideWhenUsed="1"/>
     <w:lsdException w:name="Outline List 1" w:semiHidden="1" w:unhideWhenUsed="1"/>
@@ -27527,11 +28845,8 @@
     <w:lsdException w:name="Table Contemporary" w:semiHidden="1" w:unhideWhenUsed="1"/>
     <w:lsdException w:name="Table Elegant" w:semiHidden="1" w:unhideWhenUsed="1"/>
     <w:lsdException w:name="Table Professional" w:semiHidden="1" w:unhideWhenUsed="1"/>
-    <w:lsdException w:name="Table Subtle 1" w:semiHidden="1" w:unhideWhenUsed="1"/>
     <w:lsdException w:name="Table Subtle 2" w:semiHidden="1" w:unhideWhenUsed="1"/>
     <w:lsdException w:name="Table Web 1" w:semiHidden="1" w:unhideWhenUsed="1"/>
-    <w:lsdException w:name="Table Web 2" w:semiHidden="1" w:unhideWhenUsed="1"/>
-    <w:lsdException w:name="Table Web 3" w:semiHidden="1" w:unhideWhenUsed="1"/>
     <w:lsdException w:name="Balloon Text" w:semiHidden="1" w:unhideWhenUsed="1"/>
     <w:lsdException w:name="Table Grid" w:uiPriority="39"/>
     <w:lsdException w:name="Table Theme" w:semiHidden="1" w:unhideWhenUsed="1"/>
@@ -27792,7 +29107,6 @@
   <w:style w:type="character" w:default="1" w:styleId="a0">
     <w:name w:val="Default Paragraph Font"/>
     <w:uiPriority w:val="1"/>
-    <w:semiHidden/>
     <w:unhideWhenUsed/>
   </w:style>
   <w:style w:type="table" w:default="1" w:styleId="a1">
@@ -28313,7 +29627,7 @@
 </file>
 
 <file path=customXml/itemProps1.xml><?xml version="1.0" encoding="utf-8"?>
-<ds:datastoreItem xmlns:ds="http://schemas.openxmlformats.org/officeDocument/2006/customXml" ds:itemID="{3B521D83-A73A-4C96-BD55-EC789258554E}">
+<ds:datastoreItem xmlns:ds="http://schemas.openxmlformats.org/officeDocument/2006/customXml" ds:itemID="{1BB7AE29-E4EE-46C7-ABD3-53388F6589FF}">
   <ds:schemaRefs>
     <ds:schemaRef ds:uri="http://schemas.openxmlformats.org/officeDocument/2006/bibliography"/>
   </ds:schemaRefs>

--- a/Docx/Чернышов_6496_Практика.docx
+++ b/Docx/Чернышов_6496_Практика.docx
@@ -3571,7 +3571,15 @@
           <w:sz w:val="28"/>
           <w:szCs w:val="28"/>
         </w:rPr>
-        <w:t xml:space="preserve">Итеративная разработка: </w:t>
+        <w:t>и</w:t>
+      </w:r>
+      <w:r>
+        <w:rPr>
+          <w:rFonts w:ascii="Times New Roman" w:hAnsi="Times New Roman" w:cs="Times New Roman"/>
+          <w:sz w:val="28"/>
+          <w:szCs w:val="28"/>
+        </w:rPr>
+        <w:t xml:space="preserve">теративная разработка: </w:t>
       </w:r>
       <w:r>
         <w:rPr>
@@ -3620,7 +3628,15 @@
           <w:sz w:val="28"/>
           <w:szCs w:val="28"/>
         </w:rPr>
-        <w:t xml:space="preserve">Модульное программирование: </w:t>
+        <w:t>м</w:t>
+      </w:r>
+      <w:r>
+        <w:rPr>
+          <w:rFonts w:ascii="Times New Roman" w:hAnsi="Times New Roman" w:cs="Times New Roman"/>
+          <w:sz w:val="28"/>
+          <w:szCs w:val="28"/>
+        </w:rPr>
+        <w:t xml:space="preserve">одульное программирование: </w:t>
       </w:r>
       <w:r>
         <w:rPr>
@@ -3669,7 +3685,15 @@
           <w:sz w:val="28"/>
           <w:szCs w:val="28"/>
         </w:rPr>
-        <w:t xml:space="preserve">Использование фреймворков: </w:t>
+        <w:t>и</w:t>
+      </w:r>
+      <w:r>
+        <w:rPr>
+          <w:rFonts w:ascii="Times New Roman" w:hAnsi="Times New Roman" w:cs="Times New Roman"/>
+          <w:sz w:val="28"/>
+          <w:szCs w:val="28"/>
+        </w:rPr>
+        <w:t xml:space="preserve">спользование фреймворков: </w:t>
       </w:r>
       <w:r>
         <w:rPr>
@@ -3738,7 +3762,15 @@
           <w:sz w:val="28"/>
           <w:szCs w:val="28"/>
         </w:rPr>
-        <w:t xml:space="preserve">Контейнеризация: </w:t>
+        <w:t>к</w:t>
+      </w:r>
+      <w:r>
+        <w:rPr>
+          <w:rFonts w:ascii="Times New Roman" w:hAnsi="Times New Roman" w:cs="Times New Roman"/>
+          <w:sz w:val="28"/>
+          <w:szCs w:val="28"/>
+        </w:rPr>
+        <w:t xml:space="preserve">онтейнеризация: </w:t>
       </w:r>
       <w:r>
         <w:rPr>
@@ -3787,7 +3819,15 @@
           <w:sz w:val="28"/>
           <w:szCs w:val="28"/>
         </w:rPr>
-        <w:t xml:space="preserve">Облачные платформы: </w:t>
+        <w:t>о</w:t>
+      </w:r>
+      <w:r>
+        <w:rPr>
+          <w:rFonts w:ascii="Times New Roman" w:hAnsi="Times New Roman" w:cs="Times New Roman"/>
+          <w:sz w:val="28"/>
+          <w:szCs w:val="28"/>
+        </w:rPr>
+        <w:t xml:space="preserve">блачные платформы: </w:t>
       </w:r>
       <w:r>
         <w:rPr>
@@ -3885,7 +3925,15 @@
           <w:sz w:val="28"/>
           <w:szCs w:val="28"/>
         </w:rPr>
-        <w:t xml:space="preserve">Система контроля версий: </w:t>
+        <w:t>с</w:t>
+      </w:r>
+      <w:r>
+        <w:rPr>
+          <w:rFonts w:ascii="Times New Roman" w:hAnsi="Times New Roman" w:cs="Times New Roman"/>
+          <w:sz w:val="28"/>
+          <w:szCs w:val="28"/>
+        </w:rPr>
+        <w:t xml:space="preserve">истема контроля версий: </w:t>
       </w:r>
       <w:r>
         <w:rPr>
@@ -3973,7 +4021,24 @@
           <w:szCs w:val="28"/>
         </w:rPr>
         <w:lastRenderedPageBreak/>
-        <w:t xml:space="preserve">Git: </w:t>
+        <w:t>G</w:t>
+      </w:r>
+      <w:r>
+        <w:rPr>
+          <w:rFonts w:ascii="Times New Roman" w:hAnsi="Times New Roman" w:cs="Times New Roman"/>
+          <w:sz w:val="28"/>
+          <w:szCs w:val="28"/>
+          <w:lang w:val="en-US"/>
+        </w:rPr>
+        <w:t>it</w:t>
+      </w:r>
+      <w:r>
+        <w:rPr>
+          <w:rFonts w:ascii="Times New Roman" w:hAnsi="Times New Roman" w:cs="Times New Roman"/>
+          <w:sz w:val="28"/>
+          <w:szCs w:val="28"/>
+        </w:rPr>
+        <w:t xml:space="preserve">: </w:t>
       </w:r>
       <w:r>
         <w:rPr>
@@ -4131,7 +4196,15 @@
           <w:sz w:val="28"/>
           <w:szCs w:val="28"/>
         </w:rPr>
-        <w:t xml:space="preserve">Микросервисная архитектура: </w:t>
+        <w:t>м</w:t>
+      </w:r>
+      <w:r>
+        <w:rPr>
+          <w:rFonts w:ascii="Times New Roman" w:hAnsi="Times New Roman" w:cs="Times New Roman"/>
+          <w:sz w:val="28"/>
+          <w:szCs w:val="28"/>
+        </w:rPr>
+        <w:t xml:space="preserve">икросервисная архитектура: </w:t>
       </w:r>
       <w:r>
         <w:rPr>
@@ -4180,7 +4253,15 @@
           <w:sz w:val="28"/>
           <w:szCs w:val="28"/>
         </w:rPr>
-        <w:t xml:space="preserve">Публикация/подписка: </w:t>
+        <w:t>п</w:t>
+      </w:r>
+      <w:r>
+        <w:rPr>
+          <w:rFonts w:ascii="Times New Roman" w:hAnsi="Times New Roman" w:cs="Times New Roman"/>
+          <w:sz w:val="28"/>
+          <w:szCs w:val="28"/>
+        </w:rPr>
+        <w:t xml:space="preserve">убликация/подписка: </w:t>
       </w:r>
       <w:r>
         <w:rPr>
@@ -8845,21 +8926,7 @@
           <w:rFonts w:eastAsia="Times New Roman"/>
           <w:lang w:eastAsia="ru-RU"/>
         </w:rPr>
-        <w:t xml:space="preserve">проверяются логи приложения ресивера. В них должны содержаться данные </w:t>
-      </w:r>
-      <w:r>
-        <w:rPr>
-          <w:rFonts w:eastAsia="Times New Roman"/>
-          <w:lang w:eastAsia="ru-RU"/>
-        </w:rPr>
-        <w:t>о сохранении новых записей в базе данных</w:t>
-      </w:r>
-      <w:r>
-        <w:rPr>
-          <w:rFonts w:eastAsia="Times New Roman"/>
-          <w:lang w:eastAsia="ru-RU"/>
-        </w:rPr>
-        <w:t>;</w:t>
+        <w:t>проверяются логи приложения ресивера. В них должны содержаться данные о сохранении новых записей в базе данных;</w:t>
       </w:r>
     </w:p>
     <w:p>
@@ -28803,6 +28870,7 @@
     <w:lsdException w:name="HTML Sample" w:semiHidden="1" w:unhideWhenUsed="1"/>
     <w:lsdException w:name="HTML Typewriter" w:semiHidden="1" w:unhideWhenUsed="1"/>
     <w:lsdException w:name="HTML Variable" w:semiHidden="1" w:unhideWhenUsed="1"/>
+    <w:lsdException w:name="Normal Table" w:semiHidden="1" w:unhideWhenUsed="1"/>
     <w:lsdException w:name="annotation subject" w:semiHidden="1" w:unhideWhenUsed="1"/>
     <w:lsdException w:name="No List" w:semiHidden="1" w:unhideWhenUsed="1"/>
     <w:lsdException w:name="Outline List 1" w:semiHidden="1" w:unhideWhenUsed="1"/>
@@ -28845,8 +28913,11 @@
     <w:lsdException w:name="Table Contemporary" w:semiHidden="1" w:unhideWhenUsed="1"/>
     <w:lsdException w:name="Table Elegant" w:semiHidden="1" w:unhideWhenUsed="1"/>
     <w:lsdException w:name="Table Professional" w:semiHidden="1" w:unhideWhenUsed="1"/>
+    <w:lsdException w:name="Table Subtle 1" w:semiHidden="1" w:unhideWhenUsed="1"/>
     <w:lsdException w:name="Table Subtle 2" w:semiHidden="1" w:unhideWhenUsed="1"/>
     <w:lsdException w:name="Table Web 1" w:semiHidden="1" w:unhideWhenUsed="1"/>
+    <w:lsdException w:name="Table Web 2" w:semiHidden="1" w:unhideWhenUsed="1"/>
+    <w:lsdException w:name="Table Web 3" w:semiHidden="1" w:unhideWhenUsed="1"/>
     <w:lsdException w:name="Balloon Text" w:semiHidden="1" w:unhideWhenUsed="1"/>
     <w:lsdException w:name="Table Grid" w:uiPriority="39"/>
     <w:lsdException w:name="Table Theme" w:semiHidden="1" w:unhideWhenUsed="1"/>
@@ -29107,6 +29178,7 @@
   <w:style w:type="character" w:default="1" w:styleId="a0">
     <w:name w:val="Default Paragraph Font"/>
     <w:uiPriority w:val="1"/>
+    <w:semiHidden/>
     <w:unhideWhenUsed/>
   </w:style>
   <w:style w:type="table" w:default="1" w:styleId="a1">
